--- a/Draft/Revision 2/AUMOR-Rev2-MTI.docx
+++ b/Draft/Revision 2/AUMOR-Rev2-MTI.docx
@@ -557,7 +557,19 @@
         <w:t xml:space="preserve"> </w:t>
       </w:r>
       <w:r>
-        <w:t xml:space="preserve">Fresh students often face problems in navigating campus and obtaining information about related buildings and departments. They also face problems in labs due to a difficult transition from theoretical coursework to practical work. They have to learn about safety protocols and equipment crucial for smooth workflow. </w:t>
+        <w:t xml:space="preserve">Fresh students often face problems in navigating </w:t>
+      </w:r>
+      <w:r>
+        <w:t xml:space="preserve">the </w:t>
+      </w:r>
+      <w:r>
+        <w:t xml:space="preserve">campus and obtaining information about related buildings and departments. They also face problems in labs due to a difficult transition from theoretical coursework to practical work. They have to learn about safety protocols and equipment crucial for </w:t>
+      </w:r>
+      <w:r>
+        <w:t xml:space="preserve">a </w:t>
+      </w:r>
+      <w:r>
+        <w:t xml:space="preserve">smooth workflow. </w:t>
       </w:r>
       <w:r>
         <w:t>Before being permitted to work in the lab, students at many universities must also undergo the lab</w:t>
@@ -569,11 +581,11 @@
         <w:t xml:space="preserve"> orientation program. </w:t>
       </w:r>
       <w:r>
-        <w:t xml:space="preserve">Furthermore, campus life often feels like a survival challenge as students </w:t>
+        <w:t xml:space="preserve">Furthermore, campus life often feels like a survival challenge as </w:t>
       </w:r>
       <w:r>
         <w:lastRenderedPageBreak/>
-        <w:t xml:space="preserve">race between buildings, get lost indoors, and juggle multiple apps that do not show what is inside a building or how to reach services on time. The result is not just tardiness; it is a steady drain on energy, productivity, mental clarity and confidence </w:t>
+        <w:t xml:space="preserve">students race between buildings, get lost indoors, and juggle multiple apps that do not show what is inside a building or how to reach services on time. The result is not just tardiness; it is a steady drain on energy, productivity, mental clarity and confidence </w:t>
       </w:r>
       <w:sdt>
         <w:sdtPr>
@@ -872,19 +884,7 @@
         <w:rPr>
           <w:highlight w:val="yellow"/>
         </w:rPr>
-        <w:t>AR technologies are being considered more and more in higher education for their ability to improve spatial understanding, to increase engagement and to make user interaction more natural. For new students, finding their way around a big campus and locating different facilities is still a difficult task. To solve this problem, the research team designed and developed an AR, based mobile orientation app for a real university campus.</w:t>
-      </w:r>
-      <w:r>
-        <w:rPr>
-          <w:highlight w:val="yellow"/>
-        </w:rPr>
-        <w:t xml:space="preserve"> </w:t>
-      </w:r>
-      <w:r>
-        <w:rPr>
-          <w:highlight w:val="yellow"/>
-        </w:rPr>
-        <w:t xml:space="preserve">Empirical evaluation of the system was carried out using a post, deployment user study together with the Technology Acceptance Model (TAM) which focused on perceived usefulness, perceived ease of use, attitudes, and behavioral intentions of participants. The results of the study are useful for adoption of AR, based orientation systems in the </w:t>
+        <w:t xml:space="preserve">AR technologies are being considered more and more in higher education for their ability to improve spatial understanding, to increase engagement and to make user interaction more natural. For new students, finding their way around a big campus and locating different facilities is still a difficult task. To solve this problem, the research team designed and developed an AR, based mobile orientation app for a real university campus. Empirical evaluation of the system was carried out using a post, deployment user study together with the Technology Acceptance Model (TAM) which focused on perceived usefulness, perceived ease of use, attitudes, and behavioral intentions of participants. The results of the study are useful for adoption of AR, based orientation systems in the </w:t>
       </w:r>
       <w:r>
         <w:rPr>
@@ -1063,16 +1063,7 @@
           <w:szCs w:val="20"/>
           <w:highlight w:val="yellow"/>
         </w:rPr>
-        <w:t>post-deployment TAM-based user acceptance study</w:t>
-      </w:r>
-      <w:r>
-        <w:rPr>
-          <w:rFonts w:ascii="Palatino Linotype" w:hAnsi="Palatino Linotype"/>
-          <w:sz w:val="20"/>
-          <w:szCs w:val="20"/>
-          <w:highlight w:val="yellow"/>
-        </w:rPr>
-        <w:t xml:space="preserve"> </w:t>
+        <w:t xml:space="preserve">post-deployment TAM-based user acceptance study </w:t>
       </w:r>
       <w:r>
         <w:rPr>
@@ -2672,67 +2663,7 @@
         <w:rPr>
           <w:color w:val="222222"/>
         </w:rPr>
-        <w:t xml:space="preserve">Many universities </w:t>
-      </w:r>
-      <w:r>
-        <w:rPr>
-          <w:color w:val="222222"/>
-        </w:rPr>
-        <w:t xml:space="preserve">are using mobile applications </w:t>
-      </w:r>
-      <w:r>
-        <w:rPr>
-          <w:color w:val="222222"/>
-        </w:rPr>
-        <w:t>for students to explore the campus independently</w:t>
-      </w:r>
-      <w:r>
-        <w:rPr>
-          <w:color w:val="222222"/>
-        </w:rPr>
-        <w:t xml:space="preserve"> </w:t>
-      </w:r>
-      <w:r>
-        <w:rPr>
-          <w:color w:val="222222"/>
-        </w:rPr>
-        <w:t>reduc</w:t>
-      </w:r>
-      <w:r>
-        <w:rPr>
-          <w:color w:val="222222"/>
-        </w:rPr>
-        <w:t>ing</w:t>
-      </w:r>
-      <w:r>
-        <w:rPr>
-          <w:color w:val="222222"/>
-        </w:rPr>
-        <w:t xml:space="preserve"> the need for staff involvement </w:t>
-      </w:r>
-      <w:r>
-        <w:rPr>
-          <w:color w:val="222222"/>
-        </w:rPr>
-        <w:t>saving</w:t>
-      </w:r>
-      <w:r>
-        <w:rPr>
-          <w:color w:val="222222"/>
-        </w:rPr>
-        <w:t xml:space="preserve"> resources that are typically required for guided tours.</w:t>
-      </w:r>
-      <w:r>
-        <w:rPr>
-          <w:color w:val="222222"/>
-        </w:rPr>
-        <w:t xml:space="preserve"> </w:t>
-      </w:r>
-      <w:r>
-        <w:rPr>
-          <w:color w:val="222222"/>
-        </w:rPr>
-        <w:t xml:space="preserve">Augmented Reality (AR) has emerged as a promising technology for enhancing navigation and orientation in complex environments, including university campuses. Early AR-based campus orientation systems primarily focused on visual overlays that annotate buildings, landmarks, and facilities when viewed through a smartphone camera or head-mounted display. </w:t>
+        <w:t xml:space="preserve">Early AR-based campus orientation systems primarily focused on visual overlays that annotate buildings, landmarks, and facilities when viewed through a smartphone camera or head-mounted display. </w:t>
       </w:r>
       <w:r>
         <w:t>Several studies have demonstrated that GPS-based campus orientation applications significantly improve users’ spatial awareness and reduce the time required to locate destinations, particularly in large or multi-campus universities</w:t>
@@ -3189,8 +3120,11 @@
         </w:rPr>
       </w:pPr>
       <w:r>
+        <w:t xml:space="preserve">QR (Quick Response) code technology has emerged as a practical and low-cost solution for delivering location-specific information in educational environments, including university campuses. QR codes are two-dimensional barcodes that can be scanned using standard smartphone cameras to instantly access digital content such as maps, textual descriptions, multimedia resources, and web services. Due to their simplicity, scalability, </w:t>
+      </w:r>
+      <w:r>
         <w:lastRenderedPageBreak/>
-        <w:t xml:space="preserve">QR (Quick Response) code technology has emerged as a practical and low-cost solution for delivering location-specific information in educational environments, including university campuses. QR codes are two-dimensional barcodes that can be scanned using standard smartphone cameras to instantly access digital content such as maps, textual descriptions, multimedia resources, and web services. Due to their simplicity, scalability, and minimal infrastructure requirements, QR codes have been widely adopted in campus orientation systems, particularly as an alternative or complement to GPS-based navigation in indoor environments where satellite signals are unreliable or unavailable. </w:t>
+        <w:t xml:space="preserve">and minimal infrastructure requirements, QR codes have been widely adopted in campus orientation systems, particularly as an alternative or complement to GPS-based navigation in indoor environments where satellite signals are unreliable or unavailable. </w:t>
       </w:r>
       <w:r>
         <w:rPr>
@@ -3327,55 +3261,7 @@
         <w:rPr>
           <w:highlight w:val="yellow"/>
         </w:rPr>
-        <w:t>especially for things like navigation, spatial learning, and providing contextual information. It has also been found that AR, based campus orientation systems help users to be more engaged and aware of their surroundings. However, most of the research in this area has still been limited to prototype, level evaluations or lab experiments.</w:t>
-      </w:r>
-      <w:r>
-        <w:rPr>
-          <w:highlight w:val="yellow"/>
-        </w:rPr>
-        <w:t xml:space="preserve"> </w:t>
-      </w:r>
-      <w:r>
-        <w:rPr>
-          <w:highlight w:val="yellow"/>
-        </w:rPr>
-        <w:t xml:space="preserve">At the same time, the Technology Acceptance Model (TAM) has been most frequently used to evaluate the acceptance of mobile and AR, based educational </w:t>
-      </w:r>
-      <w:r>
-        <w:rPr>
-          <w:highlight w:val="yellow"/>
-        </w:rPr>
-        <w:t>technologies,</w:t>
-      </w:r>
-      <w:r>
-        <w:rPr>
-          <w:highlight w:val="yellow"/>
-        </w:rPr>
-        <w:t xml:space="preserve"> by the users, with the results most of the time indicating that users' perception of usefulness and ease of use are the major factors influencing adoption.</w:t>
-      </w:r>
-      <w:r>
-        <w:rPr>
-          <w:highlight w:val="yellow"/>
-        </w:rPr>
-        <w:t xml:space="preserve"> </w:t>
-      </w:r>
-      <w:r>
-        <w:rPr>
-          <w:highlight w:val="yellow"/>
-        </w:rPr>
-        <w:t>However, there is a shortage of direct evidence from studies that have looked at the Technology Acceptance Model constructs in a real university setting where an AR orientation system has been fully operationalized.</w:t>
-      </w:r>
-      <w:r>
-        <w:rPr>
-          <w:highlight w:val="yellow"/>
-        </w:rPr>
-        <w:t xml:space="preserve"> </w:t>
-      </w:r>
-      <w:r>
-        <w:rPr>
-          <w:highlight w:val="yellow"/>
-        </w:rPr>
-        <w:t>This paper is a response to that problem through a blend of system development and quantitative user acceptance evaluation.</w:t>
+        <w:t>especially for things like navigation, spatial learning, and providing contextual information. It has also been found that AR, based campus orientation systems help users to be more engaged and aware of their surroundings. However, most of the research in this area has still been limited to prototype, level evaluations or lab experiments. At the same time, the Technology Acceptance Model (TAM) has been most frequently used to evaluate the acceptance of mobile and AR, based educational technologies, by the users, with the results most of the time indicating that users' perception of usefulness and ease of use are the major factors influencing adoption. However, there is a shortage of direct evidence from studies that have looked at the Technology Acceptance Model constructs in a real university setting where an AR orientation system has been fully operationalized. This paper is a response to that problem through a blend of system development and quantitative user acceptance evaluation.</w:t>
       </w:r>
     </w:p>
     <w:p>
@@ -5186,80 +5072,101 @@
         <w:t>ing</w:t>
       </w:r>
       <w:r>
-        <w:t xml:space="preserve"> with each other using the JSON protocol. The user engages with the application by using the camera and GPS built into the device </w:t>
+        <w:t xml:space="preserve"> with each other using the JSON protocol. The user engages with the application by using the camera and GPS built into the device to scan the QR code and provide the user's position</w:t>
+      </w:r>
+      <w:r>
+        <w:t>, respectively.</w:t>
+      </w:r>
+      <w:r>
+        <w:t xml:space="preserve"> Both the camera and GPS feed their data into the AR Display, which becomes the user's interaction layer with the application. </w:t>
+      </w:r>
+      <w:r>
+        <w:t xml:space="preserve">The user request, which includes GPS coordinates </w:t>
+      </w:r>
+      <w:r>
+        <w:t>or</w:t>
+      </w:r>
+      <w:r>
+        <w:t xml:space="preserve"> scanned QR information, is structured in JSON format and sent to the remote server.</w:t>
+      </w:r>
+      <w:r>
+        <w:t xml:space="preserve"> </w:t>
+      </w:r>
+      <w:r>
+        <w:t>The AR content is stored on a server or repository such as GitHub</w:t>
+      </w:r>
+      <w:r>
+        <w:t xml:space="preserve"> in JSON-format</w:t>
+      </w:r>
+      <w:r>
+        <w:t>.</w:t>
+      </w:r>
+      <w:r>
+        <w:t xml:space="preserve"> </w:t>
+      </w:r>
+      <w:r>
+        <w:t xml:space="preserve">The server parses the </w:t>
       </w:r>
       <w:r>
         <w:lastRenderedPageBreak/>
-        <w:t>to scan the QR code and provide the user's position</w:t>
-      </w:r>
-      <w:r>
-        <w:t>, respectively.</w:t>
-      </w:r>
-      <w:r>
-        <w:t xml:space="preserve"> Both the camera and GPS feed their data into the AR Display, which becomes the user's interaction layer with the application. </w:t>
-      </w:r>
-      <w:r>
-        <w:t xml:space="preserve">The user request, which includes GPS coordinates </w:t>
-      </w:r>
-      <w:r>
-        <w:t>or</w:t>
-      </w:r>
-      <w:r>
-        <w:t xml:space="preserve"> scanned QR information, is structured in JSON format and sent to the remote server.</w:t>
+        <w:t xml:space="preserve">incoming request, matches the data with the appropriate AR content, and sends a real-time JSON-formatted response containing AR assets such as text, images, or videos. </w:t>
+      </w:r>
+      <w:r>
+        <w:t>AUMOR</w:t>
+      </w:r>
+      <w:r>
+        <w:t xml:space="preserve"> parses </w:t>
+      </w:r>
+      <w:r>
+        <w:t>this response and displays these contents</w:t>
+      </w:r>
+      <w:r>
+        <w:t xml:space="preserve"> on the mobile display</w:t>
+      </w:r>
+      <w:r>
+        <w:t xml:space="preserve">. </w:t>
+      </w:r>
+      <w:r>
+        <w:t xml:space="preserve">One of the important </w:t>
+      </w:r>
+      <w:r>
+        <w:t>features</w:t>
+      </w:r>
+      <w:r>
+        <w:t xml:space="preserve"> of this app is hot reloading</w:t>
+      </w:r>
+      <w:r>
+        <w:t>,</w:t>
+      </w:r>
+      <w:r>
+        <w:t xml:space="preserve"> which allows </w:t>
+      </w:r>
+      <w:r>
+        <w:t>for updating</w:t>
+      </w:r>
+      <w:r>
+        <w:t xml:space="preserve"> t</w:t>
+      </w:r>
+      <w:r>
+        <w:t xml:space="preserve">he AR dynamically on the server without </w:t>
+      </w:r>
+      <w:r>
+        <w:t xml:space="preserve">the need </w:t>
+      </w:r>
+      <w:r>
+        <w:t>for</w:t>
       </w:r>
       <w:r>
         <w:t xml:space="preserve"> </w:t>
       </w:r>
       <w:r>
-        <w:t>The AR content is stored on a server or repository such as GitHub</w:t>
-      </w:r>
-      <w:r>
-        <w:t xml:space="preserve"> in JSON-format</w:t>
-      </w:r>
-      <w:r>
-        <w:t>.</w:t>
-      </w:r>
-      <w:r>
-        <w:t xml:space="preserve"> </w:t>
-      </w:r>
-      <w:r>
-        <w:t xml:space="preserve">The server parses the incoming request, matches the data with the appropriate AR content, and sends a real-time JSON-formatted response containing AR assets such as text, images, or videos. </w:t>
-      </w:r>
-      <w:r>
-        <w:t>AUMOR</w:t>
-      </w:r>
-      <w:r>
-        <w:t xml:space="preserve"> parses </w:t>
-      </w:r>
-      <w:r>
-        <w:t>this response and displays these contents</w:t>
-      </w:r>
-      <w:r>
-        <w:t xml:space="preserve"> on the mobile display</w:t>
-      </w:r>
-      <w:r>
-        <w:t xml:space="preserve">. </w:t>
-      </w:r>
-      <w:r>
-        <w:t xml:space="preserve">One of the important </w:t>
-      </w:r>
-      <w:r>
-        <w:t>features</w:t>
-      </w:r>
-      <w:r>
-        <w:t xml:space="preserve"> of this app is hot reloading which allows to update t</w:t>
-      </w:r>
-      <w:r>
-        <w:t xml:space="preserve">he AR dynamically on the server without </w:t>
-      </w:r>
-      <w:r>
-        <w:t xml:space="preserve">the need of </w:t>
-      </w:r>
-      <w:r>
         <w:t>recompil</w:t>
       </w:r>
       <w:r>
         <w:t>ation</w:t>
+      </w:r>
+      <w:r>
+        <w:t>,</w:t>
       </w:r>
       <w:r>
         <w:t xml:space="preserve"> sav</w:t>
@@ -5317,7 +5224,13 @@
         <w:t>flexibility</w:t>
       </w:r>
       <w:r>
-        <w:t xml:space="preserve"> to changing requirements. </w:t>
+        <w:t xml:space="preserve"> to </w:t>
+      </w:r>
+      <w:r>
+        <w:t>change</w:t>
+      </w:r>
+      <w:r>
+        <w:t xml:space="preserve"> requirements. </w:t>
       </w:r>
       <w:r>
         <w:t>This</w:t>
@@ -5466,7 +5379,7 @@
           <w:sz w:val="20"/>
           <w:szCs w:val="20"/>
         </w:rPr>
-        <w:t xml:space="preserve"> and scal</w:t>
+        <w:t xml:space="preserve"> and </w:t>
       </w:r>
       <w:r>
         <w:rPr>
@@ -5474,7 +5387,7 @@
           <w:sz w:val="20"/>
           <w:szCs w:val="20"/>
         </w:rPr>
-        <w:t>ing</w:t>
+        <w:t>scalability,</w:t>
       </w:r>
       <w:r>
         <w:rPr>
@@ -5538,7 +5451,23 @@
           <w:sz w:val="20"/>
           <w:szCs w:val="20"/>
         </w:rPr>
-        <w:t xml:space="preserve">desktop, web, and mobile from a single codebase which can run on </w:t>
+        <w:t>desktop, web, and mobile from a single codebase</w:t>
+      </w:r>
+      <w:r>
+        <w:rPr>
+          <w:rFonts w:ascii="Palatino Linotype" w:hAnsi="Palatino Linotype"/>
+          <w:sz w:val="20"/>
+          <w:szCs w:val="20"/>
+        </w:rPr>
+        <w:t>,</w:t>
+      </w:r>
+      <w:r>
+        <w:rPr>
+          <w:rFonts w:ascii="Palatino Linotype" w:hAnsi="Palatino Linotype"/>
+          <w:sz w:val="20"/>
+          <w:szCs w:val="20"/>
+        </w:rPr>
+        <w:t xml:space="preserve"> which can run on </w:t>
       </w:r>
       <w:r>
         <w:rPr>
@@ -5757,6 +5686,9 @@
         <w:t xml:space="preserve">(c) shows </w:t>
       </w:r>
       <w:r>
+        <w:t xml:space="preserve">a </w:t>
+      </w:r>
+      <w:r>
         <w:t>menu contain</w:t>
       </w:r>
       <w:r>
@@ -5796,7 +5728,13 @@
         <w:t xml:space="preserve"> contextual information</w:t>
       </w:r>
       <w:r>
-        <w:t>, q</w:t>
+        <w:t xml:space="preserve">, </w:t>
+      </w:r>
+      <w:r>
+        <w:t xml:space="preserve">a </w:t>
+      </w:r>
+      <w:r>
+        <w:t>q</w:t>
       </w:r>
       <w:r>
         <w:t>uiz</w:t>
@@ -5808,7 +5746,13 @@
         <w:t>to reinforce orientation knowledge</w:t>
       </w:r>
       <w:r>
-        <w:t>, and t</w:t>
+        <w:t xml:space="preserve">, and </w:t>
+      </w:r>
+      <w:r>
+        <w:t xml:space="preserve">a </w:t>
+      </w:r>
+      <w:r>
+        <w:t>t</w:t>
       </w:r>
       <w:r>
         <w:t xml:space="preserve">utorial </w:t>
@@ -6052,7 +5996,6 @@
           <w:sz w:val="20"/>
           <w:szCs w:val="20"/>
         </w:rPr>
-        <w:lastRenderedPageBreak/>
         <w:t>GPS Integration for Location-Based Services</w:t>
       </w:r>
     </w:p>
@@ -6096,6 +6039,9 @@
         <w:t>, or outdoor venue, the app activates an AR overlay that anchors to the scene and offers context-specific resources</w:t>
       </w:r>
       <w:r>
+        <w:t>,</w:t>
+      </w:r>
+      <w:r>
         <w:t xml:space="preserve"> including</w:t>
       </w:r>
       <w:r>
@@ -6105,7 +6051,11 @@
         <w:t>,</w:t>
       </w:r>
       <w:r>
-        <w:t xml:space="preserve"> maps, downloadable PDFs, and, where appropriate, simple booking. </w:t>
+        <w:t xml:space="preserve"> </w:t>
+      </w:r>
+      <w:r>
+        <w:lastRenderedPageBreak/>
+        <w:t xml:space="preserve">maps, downloadable PDFs, and, where appropriate, simple booking. </w:t>
       </w:r>
       <w:r>
         <w:t>The</w:t>
@@ -6123,6 +6073,9 @@
         <w:t>in their surroundings</w:t>
       </w:r>
       <w:r>
+        <w:t>,</w:t>
+      </w:r>
+      <w:r>
         <w:t xml:space="preserve"> resulting in</w:t>
       </w:r>
       <w:r>
@@ -6141,7 +6094,10 @@
         <w:t xml:space="preserve"> </w:t>
       </w:r>
       <w:r>
-        <w:t>help first-time visitors move confidently between locations and find their way.</w:t>
+        <w:t>helping</w:t>
+      </w:r>
+      <w:r>
+        <w:t xml:space="preserve"> first-time visitors move confidently between locations and find their way.</w:t>
       </w:r>
       <w:r>
         <w:t xml:space="preserve"> </w:t>
@@ -6253,7 +6209,13 @@
         <w:t>2</w:t>
       </w:r>
       <w:r>
-        <w:t>(a), the system overlays a radar-style marker on the real-world environment to identify nearby locations, such as laboratories, classrooms, cafés, and library.</w:t>
+        <w:t xml:space="preserve">(a), the system overlays a radar-style marker on the real-world environment to identify nearby locations, such as laboratories, classrooms, cafés, and </w:t>
+      </w:r>
+      <w:r>
+        <w:t>libraries</w:t>
+      </w:r>
+      <w:r>
+        <w:t>.</w:t>
       </w:r>
       <w:r>
         <w:t xml:space="preserve"> </w:t>
@@ -6271,7 +6233,19 @@
         <w:t>building or facility</w:t>
       </w:r>
       <w:r>
-        <w:t xml:space="preserve"> and its distance from the user enabling intuitive and location-aware navigations.</w:t>
+        <w:t xml:space="preserve"> and its distance from the user</w:t>
+      </w:r>
+      <w:r>
+        <w:t>,</w:t>
+      </w:r>
+      <w:r>
+        <w:t xml:space="preserve"> enabling intuitive and location-aware </w:t>
+      </w:r>
+      <w:r>
+        <w:t>navigation</w:t>
+      </w:r>
+      <w:r>
+        <w:t>.</w:t>
       </w:r>
       <w:r>
         <w:t xml:space="preserve"> </w:t>
@@ -6584,6 +6558,9 @@
         <w:t>equipment</w:t>
       </w:r>
       <w:r>
+        <w:t>,</w:t>
+      </w:r>
+      <w:r>
         <w:t xml:space="preserve"> encod</w:t>
       </w:r>
       <w:r>
@@ -6596,32 +6573,38 @@
         <w:t>resource name in plain text</w:t>
       </w:r>
       <w:r>
-        <w:t xml:space="preserve"> that the app reads with the camera and resolves against a lightweight JSON </w:t>
+        <w:t xml:space="preserve"> that the app reads with the camera and resolves against a lightweight JSON catalog mapping that </w:t>
+      </w:r>
+      <w:r>
+        <w:t>text</w:t>
+      </w:r>
+      <w:r>
+        <w:t xml:space="preserve"> to an up-to-date content bundle. On scan, the app presents these options as an AR overlay (and accessible list view); tapping </w:t>
+      </w:r>
+      <w:r>
+        <w:t xml:space="preserve">it </w:t>
+      </w:r>
+      <w:r>
+        <w:t>opens the selected asset online</w:t>
+      </w:r>
+      <w:r>
+        <w:t>. The contents are placed at a single repository to</w:t>
+      </w:r>
+      <w:r>
+        <w:t xml:space="preserve"> keep the app small while allowing centralized updates without </w:t>
+      </w:r>
+      <w:r>
+        <w:t>re-printing code</w:t>
+      </w:r>
+      <w:r>
+        <w:t xml:space="preserve">. </w:t>
+      </w:r>
+      <w:r>
+        <w:t xml:space="preserve">This scan-to-experience </w:t>
       </w:r>
       <w:r>
         <w:lastRenderedPageBreak/>
-        <w:t xml:space="preserve">catalog mapping that </w:t>
-      </w:r>
-      <w:r>
-        <w:t>text</w:t>
-      </w:r>
-      <w:r>
-        <w:t xml:space="preserve"> to an up-to-date content bundle. On scan, the app presents these options as an AR overlay (and accessible list view); tapping </w:t>
-      </w:r>
-      <w:r>
-        <w:t xml:space="preserve">it </w:t>
-      </w:r>
-      <w:r>
-        <w:t>opens the selected asset online</w:t>
-      </w:r>
-      <w:r>
-        <w:t>. The contents are placed at a single repository to</w:t>
-      </w:r>
-      <w:r>
-        <w:t xml:space="preserve"> keep the app small while allowing centralized updates without reprinting codes. </w:t>
-      </w:r>
-      <w:r>
-        <w:t xml:space="preserve">This scan-to-experience flow delivers just-in-time </w:t>
+        <w:t xml:space="preserve">flow delivers just-in-time </w:t>
       </w:r>
       <w:r>
         <w:t>information for</w:t>
@@ -6630,7 +6613,19 @@
         <w:t xml:space="preserve"> </w:t>
       </w:r>
       <w:r>
-        <w:t xml:space="preserve">students working with diversified equipment in the lab or looking for staff members. Quick access to resources such as documentation and tutorial etc. helps students perform task without difficulty reducing </w:t>
+        <w:t xml:space="preserve">students working with diversified equipment in the lab or looking for staff members. Quick access to resources such as documentation and tutorial etc. helps students perform </w:t>
+      </w:r>
+      <w:r>
+        <w:t>tasks</w:t>
+      </w:r>
+      <w:r>
+        <w:t xml:space="preserve"> without difficulty</w:t>
+      </w:r>
+      <w:r>
+        <w:t>,</w:t>
+      </w:r>
+      <w:r>
+        <w:t xml:space="preserve"> reducing </w:t>
       </w:r>
       <w:r>
         <w:t>friction</w:t>
@@ -6647,7 +6642,13 @@
         <w:ind w:left="2694" w:firstLine="360"/>
       </w:pPr>
       <w:r>
-        <w:t xml:space="preserve">The example QR code enabled information retrieval system designed to facilitate immediate access to technical resources for the Arduino Due board is shown </w:t>
+        <w:t xml:space="preserve">The example QR </w:t>
+      </w:r>
+      <w:r>
+        <w:t>code-enabled</w:t>
+      </w:r>
+      <w:r>
+        <w:t xml:space="preserve"> information retrieval system designed to facilitate immediate access to technical resources for the Arduino Due board is shown </w:t>
       </w:r>
       <w:r>
         <w:t xml:space="preserve">in </w:t>
@@ -6693,7 +6694,19 @@
         <w:t xml:space="preserve">is </w:t>
       </w:r>
       <w:r>
-        <w:t xml:space="preserve">decoded to plain text and system </w:t>
+        <w:t>decoded to plain text</w:t>
+      </w:r>
+      <w:r>
+        <w:t>,</w:t>
+      </w:r>
+      <w:r>
+        <w:t xml:space="preserve"> and </w:t>
+      </w:r>
+      <w:r>
+        <w:t xml:space="preserve">the </w:t>
+      </w:r>
+      <w:r>
+        <w:t xml:space="preserve">system </w:t>
       </w:r>
       <w:r>
         <w:t xml:space="preserve">recognizes the device as </w:t>
@@ -6711,7 +6724,16 @@
         <w:t xml:space="preserve"> and presents users with a structured set of </w:t>
       </w:r>
       <w:r>
-        <w:t xml:space="preserve">contents such </w:t>
+        <w:t>contents</w:t>
+      </w:r>
+      <w:r>
+        <w:t>,</w:t>
+      </w:r>
+      <w:r>
+        <w:t xml:space="preserve"> such </w:t>
+      </w:r>
+      <w:r>
+        <w:t xml:space="preserve">as </w:t>
       </w:r>
       <w:r>
         <w:t>video</w:t>
@@ -6721,6 +6743,9 @@
       </w:r>
       <w:r>
         <w:t>tutorials, datasheets, official website access, schematic drawings, and contact details</w:t>
+      </w:r>
+      <w:r>
+        <w:t>,</w:t>
       </w:r>
       <w:r>
         <w:t xml:space="preserve"> as shown in </w:t>
@@ -6760,13 +6785,16 @@
         <w:t xml:space="preserve"> </w:t>
       </w:r>
       <w:r>
-        <w:t xml:space="preserve">When users select the required option, website for example, they </w:t>
+        <w:t xml:space="preserve">When users select the required option, for example, they </w:t>
       </w:r>
       <w:r>
         <w:t>are</w:t>
       </w:r>
       <w:r>
         <w:t xml:space="preserve"> redirected to the official Arduino documentation portal</w:t>
+      </w:r>
+      <w:r>
+        <w:t>,</w:t>
       </w:r>
       <w:r>
         <w:t xml:space="preserve"> </w:t>
@@ -7101,74 +7129,61 @@
         <w:rPr>
           <w:highlight w:val="yellow"/>
         </w:rPr>
-        <w:t xml:space="preserve">This research uses the Technology Acceptance Model (TAM) to assess the level of users' acceptance of the mobile application being presented. </w:t>
+        <w:t xml:space="preserve">This research uses the Technology Acceptance Model (TAM) to assess </w:t>
       </w:r>
       <w:r>
         <w:rPr>
           <w:highlight w:val="yellow"/>
         </w:rPr>
+        <w:t>users' acceptance of the presented mobile application</w:t>
+      </w:r>
+      <w:r>
+        <w:rPr>
+          <w:highlight w:val="yellow"/>
+        </w:rPr>
+        <w:t xml:space="preserve">. </w:t>
+      </w:r>
+      <w:r>
+        <w:rPr>
+          <w:highlight w:val="yellow"/>
+        </w:rPr>
         <w:t>It</w:t>
       </w:r>
       <w:r>
         <w:rPr>
           <w:highlight w:val="yellow"/>
         </w:rPr>
-        <w:t xml:space="preserve"> has been used as a methodology for the analysis of </w:t>
+        <w:t xml:space="preserve"> has been used as a methodology for the analysis of user acceptance of various ICT technologies such as </w:t>
       </w:r>
       <w:r>
         <w:rPr>
           <w:highlight w:val="yellow"/>
         </w:rPr>
-        <w:t>user</w:t>
+        <w:t>smartphones</w:t>
       </w:r>
       <w:r>
         <w:rPr>
           <w:highlight w:val="yellow"/>
         </w:rPr>
-        <w:t xml:space="preserve"> acceptance of various ICT technologies</w:t>
+        <w:t xml:space="preserve">, mobile banking, and mobile health care (Kim2019). </w:t>
       </w:r>
       <w:r>
         <w:rPr>
           <w:highlight w:val="yellow"/>
         </w:rPr>
-        <w:t xml:space="preserve"> such as </w:t>
+        <w:t xml:space="preserve">TAM is recognized as one of the most powerful theoretical models explaining the behavior of users to adopt technology through the main perceptual factors such as Perceived Ease of Use (PEOU), Perceived Usefulness (PU), Attitude Toward Use (ATU), Behavioral Intention to Use (BI), and Actual Use (AU). According to the model, it is suggested that if the users perceive the technology </w:t>
       </w:r>
       <w:r>
         <w:rPr>
           <w:highlight w:val="yellow"/>
         </w:rPr>
-        <w:t>smartphones</w:t>
+        <w:t xml:space="preserve">as </w:t>
       </w:r>
       <w:r>
         <w:rPr>
           <w:highlight w:val="yellow"/>
         </w:rPr>
-        <w:t>, mobile banking, and mobile health care (Kim2019)</w:t>
-      </w:r>
-      <w:r>
-        <w:rPr>
-          <w:highlight w:val="yellow"/>
-        </w:rPr>
-        <w:t>.</w:t>
-      </w:r>
-      <w:r>
-        <w:rPr>
-          <w:highlight w:val="yellow"/>
-        </w:rPr>
-        <w:t xml:space="preserve"> </w:t>
-      </w:r>
-      <w:r>
-        <w:rPr>
-          <w:highlight w:val="yellow"/>
-        </w:rPr>
-        <w:t xml:space="preserve">TAM is recognized as one of the most powerful theoretical models explaining the behavior of users to adopt technology through the main perceptual factors such as Perceived Ease of Use (PEOU), Perceived Usefulness (PU), Attitude Toward Use (ATU), Behavioral Intention to Use (BI), </w:t>
-      </w:r>
-      <w:r>
-        <w:rPr>
-          <w:highlight w:val="yellow"/>
-        </w:rPr>
-        <w:lastRenderedPageBreak/>
-        <w:t>and Actual Use (AU). According to the model, it is suggested that if the users perceive the technology neither requiring high physical and mental efforts nor only of great benefits but also very useful to the accomplishment of their tasks, they will be more willing to adopt it.</w:t>
+        <w:t>neither requiring high physical and mental efforts nor only of great benefits but also very useful to the accomplishment of their tasks, they will be more willing to adopt it.</w:t>
       </w:r>
     </w:p>
     <w:p>
@@ -7176,6 +7191,7 @@
         <w:ind w:left="2694"/>
       </w:pPr>
       <w:r>
+        <w:lastRenderedPageBreak/>
         <w:t>The following hypotheses were developed based on TAM constructs and the structure of the questionnaire:</w:t>
       </w:r>
     </w:p>
@@ -8614,11 +8630,7 @@
         <w:t>is explicitly</w:t>
       </w:r>
       <w:r>
-        <w:t xml:space="preserve"> acknowledged, and future studies will employ stratified sampling and group-wise analysis to examine potential differences between user roles. Also, the participants had prior experience with augmented reality, but it was not used as an inclusion or exclusion criterion for participation. Instead, participants self-reported their familiarity with AR applications as part of the demographic questionnaire. As reported in the Results section, the majority of participants indicated no prior experience with AR, while a </w:t>
-      </w:r>
-      <w:r>
-        <w:lastRenderedPageBreak/>
-        <w:t>smaller proportion reported limited prior exposure. This distribution suggests that the evaluation largely reflects the perceptions of first-time AR users, which is appropriate for a university orientation application intended for new students. This clarification strengthens the generalizability of the findings to typical campus populations.</w:t>
+        <w:t xml:space="preserve"> acknowledged, and future studies will employ stratified sampling and group-wise analysis to examine potential differences between user roles. Also, the participants had prior experience with augmented reality, but it was not used as an inclusion or exclusion criterion for participation. Instead, participants self-reported their familiarity with AR applications as part of the demographic questionnaire. As reported in the Results section, the majority of participants indicated no prior experience with AR, while a smaller proportion reported limited prior exposure. This distribution suggests that the evaluation largely reflects the perceptions of first-time AR users, which is appropriate for a university orientation application intended for new students. This clarification strengthens the generalizability of the findings to typical campus populations.</w:t>
       </w:r>
     </w:p>
     <w:p>
@@ -8626,7 +8638,38 @@
         <w:ind w:left="2694" w:firstLine="366"/>
       </w:pPr>
       <w:r>
-        <w:t>Participants were recruited using a convenience sampling approach. Some students were enrolled in the course taught by researchers and participation was strictly voluntary. No academic credit or financial incentives were offered to the participants. The participants were selected in the sequences they contacted. No rewards or compensation were offered for participation, and they were informed that they could withdraw at any time without any consequences. If a participant decided to withdraw the next participant was contacted to take his place. The data was collected outside of teaching and assessment activities. The participating students and facilitators belonged to the engineering and business schools. Though this sampling strategy enabled efficient access to participants, it may introduce sampling bias and may limit generalizability. We explicitly acknowledged this limitation. Future work will address this by employing broader recruitment strategies, such as cross-departmental or multi-institutional sampling, to enhance external validity and reduce potential bias.</w:t>
+        <w:lastRenderedPageBreak/>
+        <w:t>Participants were recruited using a convenience sampling approach</w:t>
+      </w:r>
+      <w:r>
+        <w:t xml:space="preserve"> </w:t>
+      </w:r>
+      <w:r>
+        <w:rPr>
+          <w:highlight w:val="yellow"/>
+        </w:rPr>
+        <w:t>during the Spring 2025 semester</w:t>
+      </w:r>
+      <w:r>
+        <w:t>. Some students were enrolled in the course taught by researchers</w:t>
+      </w:r>
+      <w:r>
+        <w:t>,</w:t>
+      </w:r>
+      <w:r>
+        <w:t xml:space="preserve"> and participation was strictly voluntary. No academic credit or financial incentives were offered to the participants. The participants were selected in the </w:t>
+      </w:r>
+      <w:r>
+        <w:t>sequence</w:t>
+      </w:r>
+      <w:r>
+        <w:t xml:space="preserve"> they contacted. No rewards or compensation were offered for participation, and they were informed that they could withdraw at any time without any consequences. If a participant decided to withdraw</w:t>
+      </w:r>
+      <w:r>
+        <w:t>,</w:t>
+      </w:r>
+      <w:r>
+        <w:t xml:space="preserve"> the next participant was contacted to take his place. The data was collected outside of teaching and assessment activities. The participating students and facilitators belonged to the engineering and business schools. Though this sampling strategy enabled efficient access to participants, it may introduce sampling bias and may limit generalizability. We explicitly acknowledged this limitation. Future work will address this by employing broader recruitment strategies, such as cross-departmental or multi-institutional sampling, to enhance external validity and reduce potential bias.</w:t>
       </w:r>
     </w:p>
     <w:p>
@@ -8722,67 +8765,49 @@
         <w:rPr>
           <w:highlight w:val="yellow"/>
         </w:rPr>
-        <w:t xml:space="preserve"> to </w:t>
+        <w:t xml:space="preserve"> to ensure content validity</w:t>
       </w:r>
       <w:r>
         <w:rPr>
           <w:highlight w:val="yellow"/>
         </w:rPr>
-        <w:t>ensure content validity</w:t>
+        <w:t xml:space="preserve">. It was </w:t>
       </w:r>
       <w:r>
         <w:rPr>
           <w:highlight w:val="yellow"/>
         </w:rPr>
-        <w:t xml:space="preserve">. It was </w:t>
+        <w:t>adapted</w:t>
       </w:r>
       <w:r>
         <w:rPr>
           <w:highlight w:val="yellow"/>
         </w:rPr>
-        <w:t>adapted</w:t>
+        <w:t xml:space="preserve"> </w:t>
       </w:r>
       <w:r>
         <w:rPr>
           <w:highlight w:val="yellow"/>
         </w:rPr>
-        <w:t xml:space="preserve"> </w:t>
+        <w:t xml:space="preserve">with a few adjustments and rewordings to </w:t>
       </w:r>
       <w:r>
         <w:rPr>
           <w:highlight w:val="yellow"/>
         </w:rPr>
-        <w:t xml:space="preserve">with a few adjustments and rewordings </w:t>
+        <w:t xml:space="preserve">align with the university orientation and AR application context. </w:t>
       </w:r>
       <w:r>
         <w:rPr>
           <w:highlight w:val="yellow"/>
         </w:rPr>
-        <w:t xml:space="preserve">to </w:t>
+        <w:t>T</w:t>
       </w:r>
       <w:r>
         <w:rPr>
           <w:highlight w:val="yellow"/>
         </w:rPr>
-        <w:t xml:space="preserve">align with the university orientation and AR application context. </w:t>
-      </w:r>
-      <w:r>
-        <w:rPr>
-          <w:highlight w:val="yellow"/>
-        </w:rPr>
-        <w:t>T</w:t>
-      </w:r>
-      <w:r>
-        <w:rPr>
-          <w:highlight w:val="yellow"/>
-        </w:rPr>
-        <w:t>he survey used in this research was derived from TAM original measurement scales</w:t>
-      </w:r>
-      <w:r>
-        <w:rPr>
-          <w:highlight w:val="yellow"/>
-        </w:rPr>
-        <w:t xml:space="preserve"> </w:t>
+        <w:t xml:space="preserve">he survey used in this research was derived from TAM original measurement scales </w:t>
       </w:r>
       <w:sdt>
         <w:sdtPr>
@@ -9365,7 +9390,6 @@
                 <w:highlight w:val="yellow"/>
                 <w:lang w:val="en-GB" w:eastAsia="en-GB"/>
               </w:rPr>
-              <w:lastRenderedPageBreak/>
               <w:t>Q5–Q9</w:t>
             </w:r>
           </w:p>
@@ -9397,7 +9421,6 @@
                 <w:highlight w:val="yellow"/>
                 <w:lang w:val="en-GB" w:eastAsia="en-GB"/>
               </w:rPr>
-              <w:lastRenderedPageBreak/>
               <w:t>Perceived Usefulness (PU)</w:t>
             </w:r>
           </w:p>
@@ -9459,7 +9482,17 @@
                 <w:lang w:eastAsia="en-GB"/>
               </w:rPr>
               <w:br/>
-              <w:t>-Real-time access to campus information</w:t>
+              <w:t xml:space="preserve">-Real-time access </w:t>
+            </w:r>
+            <w:r>
+              <w:rPr>
+                <w:sz w:val="14"/>
+                <w:szCs w:val="14"/>
+                <w:highlight w:val="yellow"/>
+                <w:lang w:eastAsia="en-GB"/>
+              </w:rPr>
+              <w:lastRenderedPageBreak/>
+              <w:t>to campus information</w:t>
             </w:r>
           </w:p>
         </w:tc>
@@ -9559,15 +9592,7 @@
                 <w:szCs w:val="14"/>
                 <w:highlight w:val="yellow"/>
               </w:rPr>
-              <w:t xml:space="preserve">PU1: </w:t>
-            </w:r>
-            <w:r>
-              <w:rPr>
-                <w:sz w:val="14"/>
-                <w:szCs w:val="14"/>
-                <w:highlight w:val="yellow"/>
-              </w:rPr>
-              <w:t>The AR application helps me better understand the university campus layout.</w:t>
+              <w:t>PU1: The AR application helps me better understand the university campus layout.</w:t>
             </w:r>
           </w:p>
         </w:tc>
@@ -9670,15 +9695,7 @@
                 <w:szCs w:val="14"/>
                 <w:highlight w:val="yellow"/>
               </w:rPr>
-              <w:t xml:space="preserve">PU2: </w:t>
-            </w:r>
-            <w:r>
-              <w:rPr>
-                <w:sz w:val="14"/>
-                <w:szCs w:val="14"/>
-                <w:highlight w:val="yellow"/>
-              </w:rPr>
-              <w:t xml:space="preserve">The AR application provides useful information about campus facilities </w:t>
+              <w:t xml:space="preserve">PU2: The AR application provides useful information about campus facilities </w:t>
             </w:r>
           </w:p>
         </w:tc>
@@ -9781,15 +9798,7 @@
                 <w:szCs w:val="14"/>
                 <w:highlight w:val="yellow"/>
               </w:rPr>
-              <w:t xml:space="preserve">PU3: </w:t>
-            </w:r>
-            <w:r>
-              <w:rPr>
-                <w:sz w:val="14"/>
-                <w:szCs w:val="14"/>
-                <w:highlight w:val="yellow"/>
-              </w:rPr>
-              <w:t>The AR application improves my overall orientation experience.</w:t>
+              <w:t>PU3: The AR application improves my overall orientation experience.</w:t>
             </w:r>
           </w:p>
         </w:tc>
@@ -9892,15 +9901,7 @@
                 <w:szCs w:val="14"/>
                 <w:highlight w:val="yellow"/>
               </w:rPr>
-              <w:t xml:space="preserve">PU4: </w:t>
-            </w:r>
-            <w:r>
-              <w:rPr>
-                <w:sz w:val="14"/>
-                <w:szCs w:val="14"/>
-                <w:highlight w:val="yellow"/>
-              </w:rPr>
-              <w:t>Using the AR application saves time in finding important campus locations.</w:t>
+              <w:t>PU4: Using the AR application saves time in finding important campus locations.</w:t>
             </w:r>
           </w:p>
         </w:tc>
@@ -10004,15 +10005,7 @@
                 <w:szCs w:val="14"/>
                 <w:highlight w:val="yellow"/>
               </w:rPr>
-              <w:t xml:space="preserve">PU5: </w:t>
-            </w:r>
-            <w:r>
-              <w:rPr>
-                <w:sz w:val="14"/>
-                <w:szCs w:val="14"/>
-                <w:highlight w:val="yellow"/>
-              </w:rPr>
-              <w:t>The AR application enhances my confidence in navigating the campus.</w:t>
+              <w:t>PU5: The AR application enhances my confidence in navigating the campus.</w:t>
             </w:r>
           </w:p>
         </w:tc>
@@ -10372,16 +10365,7 @@
                 <w:szCs w:val="14"/>
                 <w:highlight w:val="yellow"/>
               </w:rPr>
-              <w:t xml:space="preserve">PEU1: </w:t>
-            </w:r>
-            <w:r>
-              <w:rPr>
-                <w:rFonts w:cs="Calibri"/>
-                <w:sz w:val="14"/>
-                <w:szCs w:val="14"/>
-                <w:highlight w:val="yellow"/>
-              </w:rPr>
-              <w:t>It is easy to find information about different locations using the AR application.</w:t>
+              <w:t>PEU1: It is easy to find information about different locations using the AR application.</w:t>
             </w:r>
           </w:p>
         </w:tc>
@@ -10488,16 +10472,7 @@
                 <w:szCs w:val="14"/>
                 <w:highlight w:val="yellow"/>
               </w:rPr>
-              <w:t xml:space="preserve">PEU2: </w:t>
-            </w:r>
-            <w:r>
-              <w:rPr>
-                <w:rFonts w:cs="Calibri"/>
-                <w:sz w:val="14"/>
-                <w:szCs w:val="14"/>
-                <w:highlight w:val="yellow"/>
-              </w:rPr>
-              <w:t>The AR application is simple to learn and use.</w:t>
+              <w:t>PEU2: The AR application is simple to learn and use.</w:t>
             </w:r>
           </w:p>
         </w:tc>
@@ -10604,16 +10579,7 @@
                 <w:szCs w:val="14"/>
                 <w:highlight w:val="yellow"/>
               </w:rPr>
-              <w:t xml:space="preserve">PEU3: </w:t>
-            </w:r>
-            <w:r>
-              <w:rPr>
-                <w:rFonts w:cs="Calibri"/>
-                <w:sz w:val="14"/>
-                <w:szCs w:val="14"/>
-                <w:highlight w:val="yellow"/>
-              </w:rPr>
-              <w:t>I do not need additional instructions to understand how to use the AR app.</w:t>
+              <w:t>PEU3: I do not need additional instructions to understand how to use the AR app.</w:t>
             </w:r>
           </w:p>
         </w:tc>
@@ -10720,16 +10686,7 @@
                 <w:szCs w:val="14"/>
                 <w:highlight w:val="yellow"/>
               </w:rPr>
-              <w:t xml:space="preserve">PEU4: </w:t>
-            </w:r>
-            <w:r>
-              <w:rPr>
-                <w:rFonts w:cs="Calibri"/>
-                <w:sz w:val="14"/>
-                <w:szCs w:val="14"/>
-                <w:highlight w:val="yellow"/>
-              </w:rPr>
-              <w:t>The AR app responds quickly to my interactions (e.g., tapping, swiping).</w:t>
+              <w:t>PEU4: The AR app responds quickly to my interactions (e.g., tapping, swiping).</w:t>
             </w:r>
           </w:p>
         </w:tc>
@@ -10836,16 +10793,7 @@
                 <w:szCs w:val="14"/>
                 <w:highlight w:val="yellow"/>
               </w:rPr>
-              <w:t xml:space="preserve">PEU5: </w:t>
-            </w:r>
-            <w:r>
-              <w:rPr>
-                <w:rFonts w:cs="Calibri"/>
-                <w:sz w:val="14"/>
-                <w:szCs w:val="14"/>
-                <w:highlight w:val="yellow"/>
-              </w:rPr>
-              <w:t>The layout and design of the AR application are user-friendly.</w:t>
+              <w:t>PEU5: The layout and design of the AR application are user-friendly.</w:t>
             </w:r>
           </w:p>
         </w:tc>
@@ -10953,16 +10901,7 @@
                 <w:szCs w:val="14"/>
                 <w:highlight w:val="yellow"/>
               </w:rPr>
-              <w:t xml:space="preserve">PEU6: </w:t>
-            </w:r>
-            <w:r>
-              <w:rPr>
-                <w:rFonts w:cs="Calibri"/>
-                <w:sz w:val="14"/>
-                <w:szCs w:val="14"/>
-                <w:highlight w:val="yellow"/>
-              </w:rPr>
-              <w:t>I find it difficult to use the AR application.</w:t>
+              <w:t>PEU6: I find it difficult to use the AR application.</w:t>
             </w:r>
           </w:p>
         </w:tc>
@@ -11324,16 +11263,7 @@
                 <w:szCs w:val="14"/>
                 <w:highlight w:val="yellow"/>
               </w:rPr>
-              <w:t xml:space="preserve">ATU1: </w:t>
-            </w:r>
-            <w:r>
-              <w:rPr>
-                <w:rFonts w:cs="Calibri"/>
-                <w:sz w:val="14"/>
-                <w:szCs w:val="14"/>
-                <w:highlight w:val="yellow"/>
-              </w:rPr>
-              <w:t>I find the AR application to be a fun way to explore the campus.</w:t>
+              <w:t>ATU1: I find the AR application to be a fun way to explore the campus.</w:t>
             </w:r>
           </w:p>
         </w:tc>
@@ -11440,16 +11370,7 @@
                 <w:szCs w:val="14"/>
                 <w:highlight w:val="yellow"/>
               </w:rPr>
-              <w:t xml:space="preserve">ATU2: </w:t>
-            </w:r>
-            <w:r>
-              <w:rPr>
-                <w:rFonts w:cs="Calibri"/>
-                <w:sz w:val="14"/>
-                <w:szCs w:val="14"/>
-                <w:highlight w:val="yellow"/>
-              </w:rPr>
-              <w:t>I enjoy using the AR application during orientation.</w:t>
+              <w:t>ATU2: I enjoy using the AR application during orientation.</w:t>
             </w:r>
           </w:p>
         </w:tc>
@@ -11556,16 +11477,7 @@
                 <w:szCs w:val="14"/>
                 <w:highlight w:val="yellow"/>
               </w:rPr>
-              <w:t xml:space="preserve">ATU3: </w:t>
-            </w:r>
-            <w:r>
-              <w:rPr>
-                <w:rFonts w:cs="Calibri"/>
-                <w:sz w:val="14"/>
-                <w:szCs w:val="14"/>
-                <w:highlight w:val="yellow"/>
-              </w:rPr>
-              <w:t>I believe using the AR app is a good idea for campus orientation.</w:t>
+              <w:t>ATU3: I believe using the AR app is a good idea for campus orientation.</w:t>
             </w:r>
           </w:p>
         </w:tc>
@@ -11673,16 +11585,7 @@
                 <w:szCs w:val="14"/>
                 <w:highlight w:val="yellow"/>
               </w:rPr>
-              <w:t xml:space="preserve">ATU4: </w:t>
-            </w:r>
-            <w:r>
-              <w:rPr>
-                <w:rFonts w:cs="Calibri"/>
-                <w:sz w:val="14"/>
-                <w:szCs w:val="14"/>
-                <w:highlight w:val="yellow"/>
-              </w:rPr>
-              <w:t>I feel confident when using the AR application to navigate the university.</w:t>
+              <w:t>ATU4: I feel confident when using the AR application to navigate the university.</w:t>
             </w:r>
           </w:p>
         </w:tc>
@@ -12040,16 +11943,7 @@
                 <w:szCs w:val="14"/>
                 <w:highlight w:val="yellow"/>
               </w:rPr>
-              <w:t xml:space="preserve">BIU1: </w:t>
-            </w:r>
-            <w:r>
-              <w:rPr>
-                <w:rFonts w:cs="Calibri"/>
-                <w:sz w:val="14"/>
-                <w:szCs w:val="14"/>
-                <w:highlight w:val="yellow"/>
-              </w:rPr>
-              <w:t>I will recommend this AR application to other students or new entrants.</w:t>
+              <w:t>BIU1: I will recommend this AR application to other students or new entrants.</w:t>
             </w:r>
           </w:p>
         </w:tc>
@@ -12156,16 +12050,7 @@
                 <w:szCs w:val="14"/>
                 <w:highlight w:val="yellow"/>
               </w:rPr>
-              <w:t xml:space="preserve">BIU2: </w:t>
-            </w:r>
-            <w:r>
-              <w:rPr>
-                <w:rFonts w:cs="Calibri"/>
-                <w:sz w:val="14"/>
-                <w:szCs w:val="14"/>
-                <w:highlight w:val="yellow"/>
-              </w:rPr>
-              <w:t>I would prefer using an AR application over traditional methods for orientation.</w:t>
+              <w:t>BIU2: I would prefer using an AR application over traditional methods for orientation.</w:t>
             </w:r>
           </w:p>
         </w:tc>
@@ -12273,16 +12158,7 @@
                 <w:szCs w:val="14"/>
                 <w:highlight w:val="yellow"/>
               </w:rPr>
-              <w:t xml:space="preserve">BIU3: </w:t>
-            </w:r>
-            <w:r>
-              <w:rPr>
-                <w:rFonts w:cs="Calibri"/>
-                <w:sz w:val="14"/>
-                <w:szCs w:val="14"/>
-                <w:highlight w:val="yellow"/>
-              </w:rPr>
-              <w:t>I plan to continue using the AR application during my time at the university.</w:t>
+              <w:t>BIU3: I plan to continue using the AR application during my time at the university.</w:t>
             </w:r>
           </w:p>
         </w:tc>
@@ -12803,11 +12679,11 @@
         <w:ind w:left="2694" w:firstLine="366"/>
       </w:pPr>
       <w:r>
-        <w:t xml:space="preserve">The internal consistency reliability of each TAM construct was assessed using Cronbach’s alpha, with values exceeding accepted thresholds for exploratory and </w:t>
+        <w:t xml:space="preserve">The internal consistency reliability of each TAM construct was assessed using Cronbach’s alpha, with values exceeding accepted thresholds for exploratory and applied research. Pearson correlation analysis was conducted to examine relationships among TAM constructs and test the proposed hypotheses. Statistical significance was evaluated using p-values, with a threshold of p &lt; 0.001, consistent with prior TAM-based </w:t>
       </w:r>
       <w:r>
         <w:lastRenderedPageBreak/>
-        <w:t>applied research. Pearson correlation analysis was conducted to examine relationships among TAM constructs and test the proposed hypotheses. Statistical significance was evaluated using p-values, with a threshold of p &lt; 0.001, consistent with prior TAM-based studies. This analytical approach provides a transparent and reproducible method for evaluating user acceptance relationships within the proposed framework.</w:t>
+        <w:t>studies. This analytical approach provides a transparent and reproducible method for evaluating user acceptance relationships within the proposed framework.</w:t>
       </w:r>
     </w:p>
     <w:p>
@@ -13042,13 +12918,7 @@
         <w:rPr>
           <w:highlight w:val="yellow"/>
         </w:rPr>
-        <w:t xml:space="preserve"> </w:t>
-      </w:r>
-      <w:r>
-        <w:rPr>
-          <w:highlight w:val="yellow"/>
-        </w:rPr>
-        <w:t xml:space="preserve">with all values exceeding the recommended threshold of 0.7 </w:t>
+        <w:t xml:space="preserve"> with all values exceeding the recommended threshold of 0.7 </w:t>
       </w:r>
       <w:sdt>
         <w:sdtPr>
@@ -13098,55 +12968,7 @@
         <w:rPr>
           <w:highlight w:val="yellow"/>
         </w:rPr>
-        <w:t xml:space="preserve"> presents a summary of the descriptive statistics, reliability, and distributional characteristics of the studied constructs. </w:t>
-      </w:r>
-      <w:r>
-        <w:rPr>
-          <w:highlight w:val="yellow"/>
-        </w:rPr>
-        <w:t>PU</w:t>
-      </w:r>
-      <w:r>
-        <w:rPr>
-          <w:highlight w:val="yellow"/>
-        </w:rPr>
-        <w:t xml:space="preserve"> and </w:t>
-      </w:r>
-      <w:r>
-        <w:rPr>
-          <w:highlight w:val="yellow"/>
-        </w:rPr>
-        <w:t>ATU</w:t>
-      </w:r>
-      <w:r>
-        <w:rPr>
-          <w:highlight w:val="yellow"/>
-        </w:rPr>
-        <w:t xml:space="preserve"> (Q16Q19) possess the greatest mean scores (M = 3.80 and M = 3.81, respectively), reflecting the overall positive user perception, and both have high levels of internal consistency (Cronbach's = 0.837 and 0.822). </w:t>
-      </w:r>
-      <w:r>
-        <w:rPr>
-          <w:highlight w:val="yellow"/>
-        </w:rPr>
-        <w:t>PEOU</w:t>
-      </w:r>
-      <w:r>
-        <w:rPr>
-          <w:highlight w:val="yellow"/>
-        </w:rPr>
-        <w:t xml:space="preserve"> reveals an average mean (M = 3.40) with a level of reliability ( = 0.734) deemed satisfactory; however, its high negative skewness (1.90) and elevated kurtosis (5.89) indicate that most responses were at the upper end of the scale. </w:t>
-      </w:r>
-      <w:r>
-        <w:rPr>
-          <w:highlight w:val="yellow"/>
-        </w:rPr>
-        <w:t>BIU</w:t>
-      </w:r>
-      <w:r>
-        <w:rPr>
-          <w:highlight w:val="yellow"/>
-        </w:rPr>
-        <w:t xml:space="preserve"> also achieves a good mean (M = 3.74) and high reliability ( = 0.828), with its skewness and kurtosis figures falling within the acceptable range. Actual Use has the average value of 3.69 (SD = 0.91), and it is indicative of moderate levels of usage; since it is a single, item measure, the question of internal consistency does not arise, however, its distribution shows negative skewness (1.51) and kurtosis of a moderate level (3.16). Collectively, these findings demonstrate that the multi, item constructs have satisfactory levels of reliability, and the distributional properties are also acceptable, thus the constructs are appropriate for subsequent inferential analyses.</w:t>
+        <w:t xml:space="preserve"> presents a summary of the descriptive statistics, reliability, and distributional characteristics of the studied constructs. PU and ATU (Q16Q19) possess the greatest mean scores (M = 3.80 and M = 3.81, respectively), reflecting the overall positive user perception, and both have high levels of internal consistency (Cronbach's = 0.837 and 0.822). PEOU reveals an average mean (M = 3.40) with a level of reliability ( = 0.734) deemed satisfactory; however, its high negative skewness (1.90) and elevated kurtosis (5.89) indicate that most responses were at the upper end of the scale. BIU also achieves a good mean (M = 3.74) and high reliability ( = 0.828), with its skewness and kurtosis figures falling within the acceptable range. Actual Use has the average value of 3.69 (SD = 0.91), and it is indicative of moderate levels of usage; since it is a single, item measure, the question of internal consistency does not arise, however, its distribution shows negative skewness (1.51) and kurtosis of a moderate level (3.16). Collectively, these findings demonstrate that the multi, item constructs have satisfactory levels of reliability, and the distributional properties are also acceptable, thus the constructs are appropriate for subsequent inferential analyses.</w:t>
       </w:r>
     </w:p>
     <w:p>
@@ -14199,38 +14021,41 @@
         <w:t>All</w:t>
       </w:r>
       <w:r>
-        <w:t xml:space="preserve"> the relationships are positive and statistically significant (p &lt; 0.001), meaning there is strong evidence supporting each hypothesized path in the </w:t>
-      </w:r>
-      <w:r>
+        <w:t xml:space="preserve"> the relationships are positive and statistically significant (p &lt; 0.001), meaning there is strong evidence supporting each hypothesized path in the TAM model. </w:t>
+      </w:r>
+      <w:r>
+        <w:rPr>
+          <w:rFonts w:hint="eastAsia"/>
+        </w:rPr>
+        <w:t xml:space="preserve">The strongest effect is ATU </w:t>
+      </w:r>
+      <w:r>
+        <w:rPr>
+          <w:rFonts w:hint="eastAsia"/>
+        </w:rPr>
+        <w:t>→</w:t>
+      </w:r>
+      <w:r>
+        <w:rPr>
+          <w:rFonts w:hint="eastAsia"/>
+        </w:rPr>
+        <w:t xml:space="preserve"> BIU (r = 0.803), showing that attitude toward use is the most influential factor in shaping behavioral intention.</w:t>
+      </w:r>
+      <w:r>
+        <w:t xml:space="preserve"> </w:t>
+      </w:r>
+      <w:r>
+        <w:rPr>
+          <w:rFonts w:hint="eastAsia"/>
+        </w:rPr>
+        <w:t xml:space="preserve">The lowest but still </w:t>
+      </w:r>
+      <w:r>
+        <w:rPr>
+          <w:rFonts w:hint="eastAsia"/>
+        </w:rPr>
         <w:lastRenderedPageBreak/>
-        <w:t xml:space="preserve">TAM model. </w:t>
-      </w:r>
-      <w:r>
-        <w:rPr>
-          <w:rFonts w:hint="eastAsia"/>
-        </w:rPr>
-        <w:t xml:space="preserve">The strongest effect is ATU </w:t>
-      </w:r>
-      <w:r>
-        <w:rPr>
-          <w:rFonts w:hint="eastAsia"/>
-        </w:rPr>
-        <w:t>→</w:t>
-      </w:r>
-      <w:r>
-        <w:rPr>
-          <w:rFonts w:hint="eastAsia"/>
-        </w:rPr>
-        <w:t xml:space="preserve"> BIU (r = 0.803), showing that attitude toward use is the most influential factor in shaping behavioral intention.</w:t>
-      </w:r>
-      <w:r>
-        <w:t xml:space="preserve"> </w:t>
-      </w:r>
-      <w:r>
-        <w:rPr>
-          <w:rFonts w:hint="eastAsia"/>
-        </w:rPr>
-        <w:t xml:space="preserve">The lowest but still significant is PEOU </w:t>
+        <w:t xml:space="preserve">significant is PEOU </w:t>
       </w:r>
       <w:r>
         <w:rPr>
@@ -15498,7 +15323,7 @@
           <w:noProof/>
           <w:color w:val="auto"/>
         </w:rPr>
-        <w:t>6</w:t>
+        <w:t>5</w:t>
       </w:r>
       <w:r>
         <w:rPr>
@@ -15791,7 +15616,6 @@
           <w:b/>
           <w:bCs/>
         </w:rPr>
-        <w:lastRenderedPageBreak/>
         <w:fldChar w:fldCharType="begin"/>
       </w:r>
       <w:r>
@@ -15895,7 +15719,11 @@
         <w:t>AUMOR</w:t>
       </w:r>
       <w:r>
-        <w:t xml:space="preserve"> app simple to learn and use (70.32%</w:t>
+        <w:t xml:space="preserve"> app simple to learn and use </w:t>
+      </w:r>
+      <w:r>
+        <w:lastRenderedPageBreak/>
+        <w:t>(70.32%</w:t>
       </w:r>
       <w:r>
         <w:t xml:space="preserve">, </w:t>
@@ -16952,7 +16780,7 @@
         <w:rPr>
           <w:noProof/>
         </w:rPr>
-        <w:t>10</w:t>
+        <w:t>9</w:t>
       </w:r>
       <w:r>
         <w:rPr>
@@ -17111,7 +16939,7 @@
           <w:sz w:val="20"/>
           <w:szCs w:val="20"/>
         </w:rPr>
-        <w:t>10</w:t>
+        <w:t>9</w:t>
       </w:r>
       <w:r>
         <w:rPr>
@@ -17160,97 +16988,43 @@
         <w:rPr>
           <w:highlight w:val="yellow"/>
         </w:rPr>
-        <w:t xml:space="preserve">The results of hypothesis testing </w:t>
+        <w:t>The results of hypothesis testing for this AUMOR</w:t>
       </w:r>
       <w:r>
         <w:rPr>
           <w:highlight w:val="yellow"/>
         </w:rPr>
-        <w:t>for this AUMOR</w:t>
+        <w:t xml:space="preserve">, given </w:t>
       </w:r>
       <w:r>
         <w:rPr>
           <w:highlight w:val="yellow"/>
         </w:rPr>
-        <w:t xml:space="preserve">, given </w:t>
+        <w:t xml:space="preserve">in </w:t>
       </w:r>
       <w:r>
         <w:rPr>
           <w:highlight w:val="yellow"/>
         </w:rPr>
-        <w:t xml:space="preserve">in </w:t>
+        <w:t xml:space="preserve">Table </w:t>
       </w:r>
       <w:r>
         <w:rPr>
           <w:highlight w:val="yellow"/>
         </w:rPr>
-        <w:t xml:space="preserve">Table </w:t>
+        <w:t>6</w:t>
       </w:r>
       <w:r>
         <w:rPr>
           <w:highlight w:val="yellow"/>
         </w:rPr>
-        <w:t>6</w:t>
+        <w:t xml:space="preserve">, </w:t>
       </w:r>
       <w:r>
         <w:rPr>
           <w:highlight w:val="yellow"/>
         </w:rPr>
-        <w:t xml:space="preserve">, </w:t>
-      </w:r>
-      <w:r>
-        <w:rPr>
-          <w:highlight w:val="yellow"/>
-        </w:rPr>
-        <w:t>reveal that all paths of the model, as suggested, are supported by the data. More specifically, the PEOU has a strong influence on PU, which means that people tend to view a system as more useful if they find it easier to use (H1). PU and PEOU both result in positive user ATU (H2 and H3), which means that the experience of using the system and the recognition of the functionalities play a major role in establishing positive user attitudes.</w:t>
-      </w:r>
-      <w:r>
-        <w:rPr>
-          <w:highlight w:val="yellow"/>
-        </w:rPr>
-        <w:t xml:space="preserve"> </w:t>
-      </w:r>
-      <w:r>
-        <w:rPr>
-          <w:highlight w:val="yellow"/>
-        </w:rPr>
-        <w:t xml:space="preserve">In addition, ATU and PU are factors that have a positive effect on the BIU (H4 and H5), which means that users are willing to use the </w:t>
-      </w:r>
-      <w:r>
-        <w:rPr>
-          <w:highlight w:val="yellow"/>
-        </w:rPr>
-        <w:t>AUMOR</w:t>
-      </w:r>
-      <w:r>
-        <w:rPr>
-          <w:highlight w:val="yellow"/>
-        </w:rPr>
-        <w:t xml:space="preserve"> for a long time if </w:t>
-      </w:r>
-      <w:r>
-        <w:rPr>
-          <w:highlight w:val="yellow"/>
-        </w:rPr>
-        <w:t>they</w:t>
-      </w:r>
-      <w:r>
-        <w:rPr>
-          <w:highlight w:val="yellow"/>
-        </w:rPr>
-        <w:t xml:space="preserve"> possess positive attitudes toward the system and perceive its benefits. Ultimately, BIU is a significant determinant of AU (H6), which means that the users are very likely to carry out the behavior they intend to. Overall, the results strongly support the theoretical framework of the Technology Acceptance Model applied to the </w:t>
-      </w:r>
-      <w:r>
-        <w:rPr>
-          <w:highlight w:val="yellow"/>
-        </w:rPr>
-        <w:t>AUMOR</w:t>
-      </w:r>
-      <w:r>
-        <w:rPr>
-          <w:highlight w:val="yellow"/>
-        </w:rPr>
-        <w:t>.</w:t>
+        <w:t>reveal that all paths of the model, as suggested, are supported by the data. More specifically, the PEOU has a strong influence on PU, which means that people tend to view a system as more useful if they find it easier to use (H1). PU and PEOU both result in positive user ATU (H2 and H3), which means that the experience of using the system and the recognition of the functionalities play a major role in establishing positive user attitudes. In addition, ATU and PU are factors that have a positive effect on the BIU (H4 and H5), which means that users are willing to use the AUMOR for a long time if they possess positive attitudes toward the system and perceive its benefits. Ultimately, BIU is a significant determinant of AU (H6), which means that the users are very likely to carry out the behavior they intend to. Overall, the results strongly support the theoretical framework of the Technology Acceptance Model applied to the AUMOR.</w:t>
       </w:r>
     </w:p>
     <w:p>
@@ -18987,7 +18761,13 @@
         </w:rPr>
       </w:pPr>
       <w:r>
-        <w:t>This study is not without certain limitations. To start with, all information was gathered at only one institution, so the results can hardly be generalized. Second, instead of using computer records, the measure of usage depended on the participants' reporting of themselves. Third, the study method does not illustrate the long, term behavior of the user changes. Further research will be able to overcome these limitations if it includes a timeframe in addition to studies at different institutions and the use of objective data collection methods for user behavior analytics.</w:t>
+        <w:t xml:space="preserve">This study is not without certain limitations. To start with, all information was gathered at only one institution, so the results can hardly be generalized. Second, instead of using computer records, the measure of usage depended on the participants' reporting of themselves. Third, the study method does not illustrate the </w:t>
+      </w:r>
+      <w:r>
+        <w:t>long-term</w:t>
+      </w:r>
+      <w:r>
+        <w:t xml:space="preserve"> behavior of the user changes. Further research will be able to overcome these limitations if it includes a timeframe in addition to studies at different institutions and the use of objective data collection methods for user behavior analytics.</w:t>
       </w:r>
       <w:r>
         <w:t xml:space="preserve"> </w:t>
@@ -19049,12 +18829,18 @@
         <w:rPr>
           <w:lang w:val="en-GB"/>
         </w:rPr>
-        <w:t>ompared with earlier AR-based orientation initiatives</w:t>
+        <w:t xml:space="preserve">ompared with earlier AR-based orientation </w:t>
       </w:r>
       <w:r>
         <w:rPr>
           <w:lang w:val="en-GB"/>
         </w:rPr>
+        <w:t>initiative</w:t>
+      </w:r>
+      <w:r>
+        <w:rPr>
+          <w:lang w:val="en-GB"/>
+        </w:rPr>
         <w:t xml:space="preserve"> applications</w:t>
       </w:r>
       <w:r>
@@ -19073,6 +18859,12 @@
         <w:rPr>
           <w:lang w:val="en-GB"/>
         </w:rPr>
+        <w:t>,</w:t>
+      </w:r>
+      <w:r>
+        <w:rPr>
+          <w:lang w:val="en-GB"/>
+        </w:rPr>
         <w:t xml:space="preserve"> </w:t>
       </w:r>
       <w:r>
@@ -19085,12 +18877,36 @@
         <w:rPr>
           <w:lang w:val="en-GB"/>
         </w:rPr>
-        <w:t xml:space="preserve"> require specialized hardware and offered limited scalability. </w:t>
+        <w:t xml:space="preserve"> </w:t>
       </w:r>
       <w:r>
         <w:rPr>
           <w:lang w:val="en-GB"/>
         </w:rPr>
+        <w:t>requiring</w:t>
+      </w:r>
+      <w:r>
+        <w:rPr>
+          <w:lang w:val="en-GB"/>
+        </w:rPr>
+        <w:t xml:space="preserve"> specialized hardware and </w:t>
+      </w:r>
+      <w:r>
+        <w:rPr>
+          <w:lang w:val="en-GB"/>
+        </w:rPr>
+        <w:t>offering</w:t>
+      </w:r>
+      <w:r>
+        <w:rPr>
+          <w:lang w:val="en-GB"/>
+        </w:rPr>
+        <w:t xml:space="preserve"> limited scalability. </w:t>
+      </w:r>
+      <w:r>
+        <w:rPr>
+          <w:lang w:val="en-GB"/>
+        </w:rPr>
         <w:t>More recent</w:t>
       </w:r>
       <w:r>
@@ -19157,13 +18973,19 @@
         <w:rPr>
           <w:lang w:val="en-GB"/>
         </w:rPr>
+        <w:t xml:space="preserve">a </w:t>
+      </w:r>
+      <w:r>
+        <w:rPr>
+          <w:lang w:val="en-GB"/>
+        </w:rPr>
         <w:t>smartphone with both GPS and QR-triggered AR overlays</w:t>
       </w:r>
       <w:r>
         <w:rPr>
           <w:lang w:val="en-GB"/>
         </w:rPr>
-        <w:t xml:space="preserve"> successful</w:t>
+        <w:t>, successfully</w:t>
       </w:r>
       <w:r>
         <w:rPr>
@@ -19283,7 +19105,19 @@
         <w:rPr>
           <w:lang w:val="en-GB"/>
         </w:rPr>
-        <w:t xml:space="preserve">While studies at universities such as Bowling Green State or Haaga-Helia UAS focused on niche features (cultural exploration or missed orientation catch-up), </w:t>
+        <w:t xml:space="preserve">While studies at universities such as Bowling Green State </w:t>
+      </w:r>
+      <w:r>
+        <w:rPr>
+          <w:lang w:val="en-GB"/>
+        </w:rPr>
+        <w:t xml:space="preserve">University </w:t>
+      </w:r>
+      <w:r>
+        <w:rPr>
+          <w:lang w:val="en-GB"/>
+        </w:rPr>
+        <w:t xml:space="preserve">or Haaga-Helia UAS focused on niche features (cultural exploration or missed orientation catch-up), </w:t>
       </w:r>
       <w:r>
         <w:rPr>
@@ -19352,211 +19186,211 @@
           <w:color w:val="0D0D0D"/>
           <w:shd w:val="clear" w:color="auto" w:fill="FFFFFF"/>
         </w:rPr>
-        <w:t xml:space="preserve">This study presents the design, implementation, and evaluation of the </w:t>
+        <w:lastRenderedPageBreak/>
+        <w:t xml:space="preserve">This study presents the design, implementation, and evaluation of </w:t>
       </w:r>
       <w:r>
         <w:rPr>
           <w:color w:val="0D0D0D"/>
           <w:shd w:val="clear" w:color="auto" w:fill="FFFFFF"/>
         </w:rPr>
-        <w:t xml:space="preserve">AR-based mobile </w:t>
+        <w:t>an</w:t>
       </w:r>
       <w:r>
         <w:rPr>
           <w:color w:val="0D0D0D"/>
           <w:shd w:val="clear" w:color="auto" w:fill="FFFFFF"/>
         </w:rPr>
-        <w:t xml:space="preserve">to support student orientation </w:t>
+        <w:t xml:space="preserve"> </w:t>
       </w:r>
       <w:r>
         <w:rPr>
           <w:color w:val="0D0D0D"/>
           <w:shd w:val="clear" w:color="auto" w:fill="FFFFFF"/>
         </w:rPr>
-        <w:t xml:space="preserve">through the integration of </w:t>
+        <w:t xml:space="preserve">AR-based mobile </w:t>
       </w:r>
       <w:r>
         <w:rPr>
           <w:color w:val="0D0D0D"/>
           <w:shd w:val="clear" w:color="auto" w:fill="FFFFFF"/>
         </w:rPr>
-        <w:t xml:space="preserve">GPS, and QR code </w:t>
+        <w:t xml:space="preserve">application </w:t>
       </w:r>
       <w:r>
         <w:rPr>
           <w:color w:val="0D0D0D"/>
           <w:shd w:val="clear" w:color="auto" w:fill="FFFFFF"/>
         </w:rPr>
-        <w:lastRenderedPageBreak/>
-        <w:t>technologies</w:t>
+        <w:t xml:space="preserve">to support student orientation </w:t>
       </w:r>
       <w:r>
         <w:rPr>
           <w:color w:val="0D0D0D"/>
           <w:shd w:val="clear" w:color="auto" w:fill="FFFFFF"/>
         </w:rPr>
-        <w:t xml:space="preserve">. This application addresses the common challenges faced by the students who feel disoriented and time-pressed in large universities by providing location-based information as well as information about the equipment when performing experiments in the lab. </w:t>
+        <w:t xml:space="preserve">through the integration of </w:t>
       </w:r>
       <w:r>
         <w:rPr>
           <w:color w:val="0D0D0D"/>
           <w:shd w:val="clear" w:color="auto" w:fill="FFFFFF"/>
         </w:rPr>
-        <w:t>The evaluation results indicated that students found the system useful for saving time and accessing facility information</w:t>
+        <w:t>GPS and QR code technologies</w:t>
       </w:r>
       <w:r>
         <w:rPr>
           <w:color w:val="0D0D0D"/>
           <w:shd w:val="clear" w:color="auto" w:fill="FFFFFF"/>
         </w:rPr>
-        <w:t xml:space="preserve"> due to its</w:t>
+        <w:t xml:space="preserve">. This application addresses the common challenges faced by students who feel disoriented and time-pressed in large universities by providing location-based information as well as information about the equipment when performing experiments in the lab. </w:t>
       </w:r>
       <w:r>
         <w:rPr>
           <w:color w:val="0D0D0D"/>
           <w:shd w:val="clear" w:color="auto" w:fill="FFFFFF"/>
         </w:rPr>
-        <w:t xml:space="preserve"> clean design and simple interface contribut</w:t>
+        <w:t>The evaluation results indicated that students found the system useful for saving time and accessing facility information</w:t>
       </w:r>
       <w:r>
         <w:rPr>
           <w:color w:val="0D0D0D"/>
           <w:shd w:val="clear" w:color="auto" w:fill="FFFFFF"/>
         </w:rPr>
-        <w:t>ing</w:t>
+        <w:t xml:space="preserve"> due to its</w:t>
       </w:r>
       <w:r>
         <w:rPr>
           <w:color w:val="0D0D0D"/>
           <w:shd w:val="clear" w:color="auto" w:fill="FFFFFF"/>
         </w:rPr>
-        <w:t xml:space="preserve"> to their perceptions of ease of use.</w:t>
+        <w:t xml:space="preserve"> clean design and simple interface</w:t>
       </w:r>
       <w:r>
         <w:rPr>
           <w:color w:val="0D0D0D"/>
           <w:shd w:val="clear" w:color="auto" w:fill="FFFFFF"/>
         </w:rPr>
-        <w:t xml:space="preserve"> </w:t>
+        <w:t>,</w:t>
       </w:r>
       <w:r>
         <w:rPr>
           <w:color w:val="0D0D0D"/>
           <w:shd w:val="clear" w:color="auto" w:fill="FFFFFF"/>
         </w:rPr>
-        <w:t>The</w:t>
+        <w:t xml:space="preserve"> contribut</w:t>
       </w:r>
       <w:r>
         <w:rPr>
           <w:color w:val="0D0D0D"/>
           <w:shd w:val="clear" w:color="auto" w:fill="FFFFFF"/>
         </w:rPr>
-        <w:t xml:space="preserve"> interactive features, such as floating labels, multimedia resources, and quizzes, </w:t>
+        <w:t>ing</w:t>
       </w:r>
       <w:r>
         <w:rPr>
           <w:color w:val="0D0D0D"/>
           <w:shd w:val="clear" w:color="auto" w:fill="FFFFFF"/>
         </w:rPr>
-        <w:t>highlight</w:t>
+        <w:t xml:space="preserve"> to their perceptions of ease of use.</w:t>
       </w:r>
       <w:r>
         <w:rPr>
           <w:color w:val="0D0D0D"/>
           <w:shd w:val="clear" w:color="auto" w:fill="FFFFFF"/>
         </w:rPr>
-        <w:t xml:space="preserve"> engagement and learning</w:t>
+        <w:t xml:space="preserve"> </w:t>
       </w:r>
       <w:r>
         <w:rPr>
           <w:color w:val="0D0D0D"/>
           <w:shd w:val="clear" w:color="auto" w:fill="FFFFFF"/>
         </w:rPr>
-        <w:t xml:space="preserve"> potential of the application</w:t>
+        <w:t>The</w:t>
       </w:r>
       <w:r>
         <w:rPr>
           <w:color w:val="0D0D0D"/>
           <w:shd w:val="clear" w:color="auto" w:fill="FFFFFF"/>
         </w:rPr>
-        <w:t>.</w:t>
+        <w:t xml:space="preserve"> interactive features, such as floating labels, multimedia resources, and quizzes, </w:t>
       </w:r>
       <w:r>
         <w:rPr>
           <w:color w:val="0D0D0D"/>
           <w:shd w:val="clear" w:color="auto" w:fill="FFFFFF"/>
         </w:rPr>
-        <w:t xml:space="preserve"> </w:t>
+        <w:t>highlight</w:t>
       </w:r>
       <w:r>
         <w:rPr>
           <w:color w:val="0D0D0D"/>
           <w:shd w:val="clear" w:color="auto" w:fill="FFFFFF"/>
         </w:rPr>
-        <w:t>The research contributes to the field of educational technology, advancing understanding of AR-assisted learning environments and technology adoption (TAM) in higher education. The findings suggest that s</w:t>
+        <w:t xml:space="preserve"> </w:t>
       </w:r>
       <w:r>
         <w:rPr>
           <w:color w:val="0D0D0D"/>
           <w:shd w:val="clear" w:color="auto" w:fill="FFFFFF"/>
         </w:rPr>
-        <w:t>tudent services offices can integrating AR applications into orientation activities to provide interactive experiences that promote engagement.</w:t>
+        <w:t xml:space="preserve">the </w:t>
       </w:r>
       <w:r>
         <w:rPr>
           <w:color w:val="0D0D0D"/>
           <w:shd w:val="clear" w:color="auto" w:fill="FFFFFF"/>
         </w:rPr>
-        <w:t xml:space="preserve"> </w:t>
+        <w:t>engagement and learning</w:t>
       </w:r>
       <w:r>
         <w:rPr>
           <w:color w:val="0D0D0D"/>
           <w:shd w:val="clear" w:color="auto" w:fill="FFFFFF"/>
         </w:rPr>
-        <w:t>Compared with previous AR-based orientation systems, AUMOR advances the field by combining affordability, scalability, and validation in a real-world context.</w:t>
+        <w:t xml:space="preserve"> potential of the application</w:t>
       </w:r>
       <w:r>
         <w:rPr>
           <w:color w:val="0D0D0D"/>
           <w:shd w:val="clear" w:color="auto" w:fill="FFFFFF"/>
         </w:rPr>
-        <w:t xml:space="preserve"> </w:t>
+        <w:t>.</w:t>
       </w:r>
       <w:r>
         <w:rPr>
           <w:color w:val="0D0D0D"/>
           <w:shd w:val="clear" w:color="auto" w:fill="FFFFFF"/>
         </w:rPr>
-        <w:t xml:space="preserve">Future work should focus on </w:t>
+        <w:t xml:space="preserve"> </w:t>
       </w:r>
       <w:r>
         <w:rPr>
           <w:color w:val="0D0D0D"/>
           <w:shd w:val="clear" w:color="auto" w:fill="FFFFFF"/>
         </w:rPr>
-        <w:t>improving</w:t>
+        <w:t>The research contributes to the field of educational technology, advancing understanding of AR-assisted learning environments and technology adoption (TAM) in higher education. The findings suggest that s</w:t>
       </w:r>
       <w:r>
         <w:rPr>
           <w:color w:val="0D0D0D"/>
           <w:shd w:val="clear" w:color="auto" w:fill="FFFFFF"/>
         </w:rPr>
-        <w:t xml:space="preserve"> the application </w:t>
+        <w:t xml:space="preserve">tudent services offices can </w:t>
       </w:r>
       <w:r>
         <w:rPr>
           <w:color w:val="0D0D0D"/>
           <w:shd w:val="clear" w:color="auto" w:fill="FFFFFF"/>
         </w:rPr>
-        <w:t xml:space="preserve">with real-time event updates, </w:t>
+        <w:t>integrate</w:t>
       </w:r>
       <w:r>
         <w:rPr>
           <w:color w:val="0D0D0D"/>
           <w:shd w:val="clear" w:color="auto" w:fill="FFFFFF"/>
         </w:rPr>
-        <w:t>academic service integration, and accessibility options to support diverse student populations.</w:t>
+        <w:t xml:space="preserve"> AR applications into orientation activities to provide interactive experiences that promote engagement.</w:t>
       </w:r>
       <w:r>
         <w:rPr>
@@ -19570,63 +19404,119 @@
           <w:color w:val="0D0D0D"/>
           <w:shd w:val="clear" w:color="auto" w:fill="FFFFFF"/>
         </w:rPr>
-        <w:t xml:space="preserve">It will also address the limitation of generalizability by recruiting larger and more balanced subgroups and conducting separate analyses for students and faculty, as well as </w:t>
+        <w:t>Compared with previous AR-based orientation systems, AUMOR advances the field by combining affordability, scalability, and validation in a real-world context.</w:t>
       </w:r>
       <w:r>
         <w:rPr>
           <w:color w:val="0D0D0D"/>
           <w:shd w:val="clear" w:color="auto" w:fill="FFFFFF"/>
         </w:rPr>
-        <w:t>controlling</w:t>
+        <w:t xml:space="preserve"> </w:t>
       </w:r>
       <w:r>
         <w:rPr>
           <w:color w:val="0D0D0D"/>
           <w:shd w:val="clear" w:color="auto" w:fill="FFFFFF"/>
         </w:rPr>
-        <w:t xml:space="preserve"> comparisons between novice and experienced AR users. </w:t>
+        <w:t xml:space="preserve">Future work should focus on </w:t>
       </w:r>
       <w:r>
         <w:rPr>
           <w:color w:val="0D0D0D"/>
           <w:shd w:val="clear" w:color="auto" w:fill="FFFFFF"/>
         </w:rPr>
-        <w:t>The</w:t>
+        <w:t>improving</w:t>
       </w:r>
       <w:r>
         <w:rPr>
           <w:color w:val="0D0D0D"/>
           <w:shd w:val="clear" w:color="auto" w:fill="FFFFFF"/>
         </w:rPr>
-        <w:t xml:space="preserve"> AUMOR </w:t>
+        <w:t xml:space="preserve"> the application </w:t>
       </w:r>
       <w:r>
         <w:rPr>
           <w:color w:val="0D0D0D"/>
           <w:shd w:val="clear" w:color="auto" w:fill="FFFFFF"/>
         </w:rPr>
-        <w:t>has the potential to</w:t>
+        <w:t xml:space="preserve">with real-time event updates, </w:t>
       </w:r>
       <w:r>
         <w:rPr>
           <w:color w:val="0D0D0D"/>
           <w:shd w:val="clear" w:color="auto" w:fill="FFFFFF"/>
         </w:rPr>
-        <w:t xml:space="preserve"> evolve into a comprehensive digital campus companion improved student </w:t>
+        <w:t>academic service integration, and accessibility options to support diverse student populations.</w:t>
       </w:r>
       <w:r>
         <w:rPr>
           <w:color w:val="0D0D0D"/>
           <w:shd w:val="clear" w:color="auto" w:fill="FFFFFF"/>
         </w:rPr>
-        <w:t>engagement</w:t>
+        <w:t xml:space="preserve"> </w:t>
       </w:r>
       <w:r>
         <w:rPr>
           <w:color w:val="0D0D0D"/>
           <w:shd w:val="clear" w:color="auto" w:fill="FFFFFF"/>
         </w:rPr>
-        <w:t>, time management, and well-being of students.</w:t>
+        <w:t xml:space="preserve">It will also address the limitation of generalizability by recruiting larger and more balanced subgroups and conducting separate analyses for students and faculty, as well as </w:t>
+      </w:r>
+      <w:r>
+        <w:rPr>
+          <w:color w:val="0D0D0D"/>
+          <w:shd w:val="clear" w:color="auto" w:fill="FFFFFF"/>
+        </w:rPr>
+        <w:t>controlling</w:t>
+      </w:r>
+      <w:r>
+        <w:rPr>
+          <w:color w:val="0D0D0D"/>
+          <w:shd w:val="clear" w:color="auto" w:fill="FFFFFF"/>
+        </w:rPr>
+        <w:t xml:space="preserve"> comparisons between novice and experienced AR users. </w:t>
+      </w:r>
+      <w:r>
+        <w:rPr>
+          <w:color w:val="0D0D0D"/>
+          <w:shd w:val="clear" w:color="auto" w:fill="FFFFFF"/>
+        </w:rPr>
+        <w:t>The</w:t>
+      </w:r>
+      <w:r>
+        <w:rPr>
+          <w:color w:val="0D0D0D"/>
+          <w:shd w:val="clear" w:color="auto" w:fill="FFFFFF"/>
+        </w:rPr>
+        <w:t xml:space="preserve"> AUMOR </w:t>
+      </w:r>
+      <w:r>
+        <w:rPr>
+          <w:color w:val="0D0D0D"/>
+          <w:shd w:val="clear" w:color="auto" w:fill="FFFFFF"/>
+        </w:rPr>
+        <w:t>has the potential to</w:t>
+      </w:r>
+      <w:r>
+        <w:rPr>
+          <w:color w:val="0D0D0D"/>
+          <w:shd w:val="clear" w:color="auto" w:fill="FFFFFF"/>
+        </w:rPr>
+        <w:t xml:space="preserve"> evolve into a comprehensive digital campus companion </w:t>
+      </w:r>
+      <w:r>
+        <w:rPr>
+          <w:color w:val="0D0D0D"/>
+          <w:shd w:val="clear" w:color="auto" w:fill="FFFFFF"/>
+        </w:rPr>
+        <w:t>that improves student engagement, time management, and well-being</w:t>
+      </w:r>
+      <w:r>
+        <w:rPr>
+          <w:color w:val="0D0D0D"/>
+          <w:shd w:val="clear" w:color="auto" w:fill="FFFFFF"/>
+        </w:rPr>
+        <w:t>.</w:t>
       </w:r>
       <w:r>
         <w:rPr>
@@ -19916,6 +19806,7 @@
       <w:sdtPr>
         <w:rPr>
           <w:rFonts w:eastAsia="Times New Roman"/>
+          <w:sz w:val="18"/>
           <w:lang w:eastAsia="de-DE" w:bidi="en-US"/>
         </w:rPr>
         <w:tag w:val="MENDELEY_BIBLIOGRAPHY"/>
@@ -21600,6 +21491,7 @@
             <w:divId w:val="1609118878"/>
             <w:rPr>
               <w:rFonts w:eastAsia="Times New Roman"/>
+              <w:highlight w:val="yellow"/>
             </w:rPr>
           </w:pPr>
           <w:r>
@@ -21613,6 +21505,12 @@
               <w:rFonts w:eastAsia="Times New Roman"/>
             </w:rPr>
             <w:tab/>
+          </w:r>
+          <w:r>
+            <w:rPr>
+              <w:rFonts w:eastAsia="Times New Roman"/>
+              <w:highlight w:val="yellow"/>
+            </w:rPr>
             <w:t xml:space="preserve">K. Mouloudj </w:t>
           </w:r>
           <w:r>
@@ -21620,12 +21518,14 @@
               <w:rFonts w:eastAsia="Times New Roman"/>
               <w:i/>
               <w:iCs/>
+              <w:highlight w:val="yellow"/>
             </w:rPr>
             <w:t>et al.</w:t>
           </w:r>
           <w:r>
             <w:rPr>
               <w:rFonts w:eastAsia="Times New Roman"/>
+              <w:highlight w:val="yellow"/>
             </w:rPr>
             <w:t xml:space="preserve">, “Factors influencing the adoption of digital health apps: an extended technology acceptance model (TAM),” in </w:t>
           </w:r>
@@ -21634,12 +21534,14 @@
               <w:rFonts w:eastAsia="Times New Roman"/>
               <w:i/>
               <w:iCs/>
+              <w:highlight w:val="yellow"/>
             </w:rPr>
             <w:t>Integrating Digital Health Strategies for Effective Administration</w:t>
           </w:r>
           <w:r>
             <w:rPr>
               <w:rFonts w:eastAsia="Times New Roman"/>
+              <w:highlight w:val="yellow"/>
             </w:rPr>
             <w:t>, IGI global, 2023, pp. 116–132.</w:t>
           </w:r>
@@ -21652,17 +21554,20 @@
             <w:divId w:val="120466560"/>
             <w:rPr>
               <w:rFonts w:eastAsia="Times New Roman"/>
+              <w:highlight w:val="yellow"/>
             </w:rPr>
           </w:pPr>
           <w:r>
             <w:rPr>
               <w:rFonts w:eastAsia="Times New Roman"/>
+              <w:highlight w:val="yellow"/>
             </w:rPr>
             <w:t>[48]</w:t>
           </w:r>
           <w:r>
             <w:rPr>
               <w:rFonts w:eastAsia="Times New Roman"/>
+              <w:highlight w:val="yellow"/>
             </w:rPr>
             <w:tab/>
             <w:t xml:space="preserve">H. Jeong, “An investigation of user perceptions and behavioral intentions towards the e-library,” </w:t>
@@ -21672,12 +21577,14 @@
               <w:rFonts w:eastAsia="Times New Roman"/>
               <w:i/>
               <w:iCs/>
+              <w:highlight w:val="yellow"/>
             </w:rPr>
             <w:t>Library Collections, Acquisitions, and Technical Services</w:t>
           </w:r>
           <w:r>
             <w:rPr>
               <w:rFonts w:eastAsia="Times New Roman"/>
+              <w:highlight w:val="yellow"/>
             </w:rPr>
             <w:t>, vol. 35, no. 2–3, pp. 45–60, 2011.</w:t>
           </w:r>
@@ -21695,12 +21602,14 @@
           <w:r>
             <w:rPr>
               <w:rFonts w:eastAsia="Times New Roman"/>
+              <w:highlight w:val="yellow"/>
             </w:rPr>
             <w:t>[49]</w:t>
           </w:r>
           <w:r>
             <w:rPr>
               <w:rFonts w:eastAsia="Times New Roman"/>
+              <w:highlight w:val="yellow"/>
             </w:rPr>
             <w:tab/>
             <w:t xml:space="preserve">N. Kim, Y. Park, and D. Lee, “Differences in consumer intention to use on-demand automobile-related services in accordance with the degree of face-to-face interactions,” </w:t>
@@ -21710,12 +21619,14 @@
               <w:rFonts w:eastAsia="Times New Roman"/>
               <w:i/>
               <w:iCs/>
+              <w:highlight w:val="yellow"/>
             </w:rPr>
             <w:t>Technol. Forecast. Soc. Change</w:t>
           </w:r>
           <w:r>
             <w:rPr>
               <w:rFonts w:eastAsia="Times New Roman"/>
+              <w:highlight w:val="yellow"/>
             </w:rPr>
             <w:t>, vol. 139, pp. 277–286, 2019.</w:t>
           </w:r>
@@ -21728,17 +21639,20 @@
             <w:divId w:val="1145199599"/>
             <w:rPr>
               <w:rFonts w:eastAsia="Times New Roman"/>
+              <w:highlight w:val="yellow"/>
             </w:rPr>
           </w:pPr>
           <w:r>
             <w:rPr>
               <w:rFonts w:eastAsia="Times New Roman"/>
+              <w:highlight w:val="yellow"/>
             </w:rPr>
             <w:t>[50]</w:t>
           </w:r>
           <w:r>
             <w:rPr>
               <w:rFonts w:eastAsia="Times New Roman"/>
+              <w:highlight w:val="yellow"/>
             </w:rPr>
             <w:tab/>
             <w:t xml:space="preserve">V. Venkatesh, M. G. Morris, G. B. Davis, and F. D. Davis, “User acceptance of information technology: Toward a unified view,” </w:t>
@@ -21748,12 +21662,14 @@
               <w:rFonts w:eastAsia="Times New Roman"/>
               <w:i/>
               <w:iCs/>
+              <w:highlight w:val="yellow"/>
             </w:rPr>
             <w:t>MIS quarterly</w:t>
           </w:r>
           <w:r>
             <w:rPr>
               <w:rFonts w:eastAsia="Times New Roman"/>
+              <w:highlight w:val="yellow"/>
             </w:rPr>
             <w:t>, pp. 425–478, 2003.</w:t>
           </w:r>
@@ -21766,17 +21682,20 @@
             <w:divId w:val="1831673330"/>
             <w:rPr>
               <w:rFonts w:eastAsia="Times New Roman"/>
+              <w:highlight w:val="yellow"/>
             </w:rPr>
           </w:pPr>
           <w:r>
             <w:rPr>
               <w:rFonts w:eastAsia="Times New Roman"/>
+              <w:highlight w:val="yellow"/>
             </w:rPr>
             <w:t>[51]</w:t>
           </w:r>
           <w:r>
             <w:rPr>
               <w:rFonts w:eastAsia="Times New Roman"/>
+              <w:highlight w:val="yellow"/>
             </w:rPr>
             <w:tab/>
             <w:t xml:space="preserve">H. Kim, Y. Kwon, H. Lim, J. Kim, Y. Kim, and W. Yeo, “Recent advances in wearable sensors and integrated functional devices for virtual and augmented reality applications,” </w:t>
@@ -21786,12 +21705,14 @@
               <w:rFonts w:eastAsia="Times New Roman"/>
               <w:i/>
               <w:iCs/>
+              <w:highlight w:val="yellow"/>
             </w:rPr>
             <w:t>Adv. Funct. Mater.</w:t>
           </w:r>
           <w:r>
             <w:rPr>
               <w:rFonts w:eastAsia="Times New Roman"/>
+              <w:highlight w:val="yellow"/>
             </w:rPr>
             <w:t>, vol. 31, no. 39, p. 2005692, 2021.</w:t>
           </w:r>
@@ -21804,17 +21725,20 @@
             <w:divId w:val="924998270"/>
             <w:rPr>
               <w:rFonts w:eastAsia="Times New Roman"/>
+              <w:highlight w:val="yellow"/>
             </w:rPr>
           </w:pPr>
           <w:r>
             <w:rPr>
               <w:rFonts w:eastAsia="Times New Roman"/>
+              <w:highlight w:val="yellow"/>
             </w:rPr>
             <w:t>[52]</w:t>
           </w:r>
           <w:r>
             <w:rPr>
               <w:rFonts w:eastAsia="Times New Roman"/>
+              <w:highlight w:val="yellow"/>
             </w:rPr>
             <w:tab/>
             <w:t xml:space="preserve">S.-M. Jeon and K.-S. Kim, “Design and Implementation of Piping Spool Management Android Application using QR Code,” </w:t>
@@ -21824,12 +21748,14 @@
               <w:rFonts w:eastAsia="Times New Roman"/>
               <w:i/>
               <w:iCs/>
+              <w:highlight w:val="yellow"/>
             </w:rPr>
             <w:t>Journal of Digital Contents Society</w:t>
           </w:r>
           <w:r>
             <w:rPr>
               <w:rFonts w:eastAsia="Times New Roman"/>
+              <w:highlight w:val="yellow"/>
             </w:rPr>
             <w:t>, vol. 13, no. 4, pp. 609–616, 2012.</w:t>
           </w:r>
@@ -21842,17 +21768,20 @@
             <w:divId w:val="1407723355"/>
             <w:rPr>
               <w:rFonts w:eastAsia="Times New Roman"/>
+              <w:highlight w:val="yellow"/>
             </w:rPr>
           </w:pPr>
           <w:r>
             <w:rPr>
               <w:rFonts w:eastAsia="Times New Roman"/>
+              <w:highlight w:val="yellow"/>
             </w:rPr>
             <w:t>[53]</w:t>
           </w:r>
           <w:r>
             <w:rPr>
               <w:rFonts w:eastAsia="Times New Roman"/>
+              <w:highlight w:val="yellow"/>
             </w:rPr>
             <w:tab/>
             <w:t xml:space="preserve">P. Zhang, S. N. Aikman, and H. Sun, “Two types of attitudes in ICT acceptance and use,” </w:t>
@@ -21862,12 +21791,14 @@
               <w:rFonts w:eastAsia="Times New Roman"/>
               <w:i/>
               <w:iCs/>
+              <w:highlight w:val="yellow"/>
             </w:rPr>
             <w:t>Intl. Journal of Human–Computer Interaction</w:t>
           </w:r>
           <w:r>
             <w:rPr>
               <w:rFonts w:eastAsia="Times New Roman"/>
+              <w:highlight w:val="yellow"/>
             </w:rPr>
             <w:t>, vol. 24, no. 7, pp. 628–648, 2008.</w:t>
           </w:r>
@@ -21880,17 +21811,20 @@
             <w:divId w:val="1008557424"/>
             <w:rPr>
               <w:rFonts w:eastAsia="Times New Roman"/>
+              <w:highlight w:val="yellow"/>
             </w:rPr>
           </w:pPr>
           <w:r>
             <w:rPr>
               <w:rFonts w:eastAsia="Times New Roman"/>
+              <w:highlight w:val="yellow"/>
             </w:rPr>
             <w:t>[54]</w:t>
           </w:r>
           <w:r>
             <w:rPr>
               <w:rFonts w:eastAsia="Times New Roman"/>
+              <w:highlight w:val="yellow"/>
             </w:rPr>
             <w:tab/>
             <w:t xml:space="preserve">J. Wang, S. Zhao, W. Zhang, and R. Evans, “Why people adopt smart transportation services: An integrated model of TAM, trust and perceived risk,” </w:t>
@@ -21900,12 +21834,14 @@
               <w:rFonts w:eastAsia="Times New Roman"/>
               <w:i/>
               <w:iCs/>
+              <w:highlight w:val="yellow"/>
             </w:rPr>
             <w:t>Transportation Planning and Technology</w:t>
           </w:r>
           <w:r>
             <w:rPr>
               <w:rFonts w:eastAsia="Times New Roman"/>
+              <w:highlight w:val="yellow"/>
             </w:rPr>
             <w:t>, vol. 44, no. 6, pp. 629–646, 2021.</w:t>
           </w:r>
@@ -21923,12 +21859,14 @@
           <w:r>
             <w:rPr>
               <w:rFonts w:eastAsia="Times New Roman"/>
+              <w:highlight w:val="yellow"/>
             </w:rPr>
             <w:t>[55]</w:t>
           </w:r>
           <w:r>
             <w:rPr>
               <w:rFonts w:eastAsia="Times New Roman"/>
+              <w:highlight w:val="yellow"/>
             </w:rPr>
             <w:tab/>
             <w:t xml:space="preserve">A. C. Bouarar </w:t>
@@ -21938,14 +21876,22 @@
               <w:rFonts w:eastAsia="Times New Roman"/>
               <w:i/>
               <w:iCs/>
+              <w:highlight w:val="yellow"/>
             </w:rPr>
             <w:t>et al.</w:t>
           </w:r>
           <w:r>
             <w:rPr>
               <w:rFonts w:eastAsia="Times New Roman"/>
-            </w:rPr>
-            <w:t xml:space="preserve">, “Antecedents of Sustainable Agriculture Entrepreneurial Intentions: Extending the TPB With Social Media Influencers,” in </w:t>
+              <w:highlight w:val="yellow"/>
+            </w:rPr>
+            <w:t>, “Antecedents of Sustainable Agriculture Entrepreneurial Intentions: Extending the TPB With Social Media</w:t>
+          </w:r>
+          <w:r>
+            <w:rPr>
+              <w:rFonts w:eastAsia="Times New Roman"/>
+            </w:rPr>
+            <w:t xml:space="preserve"> Influencers,” in </w:t>
           </w:r>
           <w:r>
             <w:rPr>
@@ -26637,6 +26583,7 @@
   <w:style w:type="character" w:default="1" w:styleId="DefaultParagraphFont">
     <w:name w:val="Default Paragraph Font"/>
     <w:uiPriority w:val="1"/>
+    <w:semiHidden/>
     <w:unhideWhenUsed/>
   </w:style>
   <w:style w:type="table" w:default="1" w:styleId="TableNormal">
@@ -29821,6 +29768,7 @@
     <w:rsid w:val="004E5ACB"/>
     <w:rsid w:val="006803CA"/>
     <w:rsid w:val="006F7AD2"/>
+    <w:rsid w:val="007564B1"/>
     <w:rsid w:val="00766482"/>
     <w:rsid w:val="007831C4"/>
     <w:rsid w:val="007B2A40"/>
@@ -29830,6 +29778,7 @@
     <w:rsid w:val="008C6D3A"/>
     <w:rsid w:val="008D52C9"/>
     <w:rsid w:val="00961C30"/>
+    <w:rsid w:val="00964C59"/>
     <w:rsid w:val="00A5649A"/>
     <w:rsid w:val="00A97508"/>
     <w:rsid w:val="00AF2A13"/>
@@ -30318,34 +30267,6 @@
     <w:name w:val="234D68D8232F4ED0BF0F0CC462852112"/>
     <w:rsid w:val="00F95EE2"/>
   </w:style>
-  <w:style w:type="paragraph" w:customStyle="1" w:styleId="EAA3013C15E8474ABE00FFD90FA78490">
-    <w:name w:val="EAA3013C15E8474ABE00FFD90FA78490"/>
-    <w:rsid w:val="00DC6A42"/>
-  </w:style>
-  <w:style w:type="paragraph" w:customStyle="1" w:styleId="9D3A8960A6CA423884C0D0A49BBF2A0E">
-    <w:name w:val="9D3A8960A6CA423884C0D0A49BBF2A0E"/>
-    <w:rsid w:val="00DC6A42"/>
-  </w:style>
-  <w:style w:type="paragraph" w:customStyle="1" w:styleId="0CAC505D61CB4A66B2BC6EA060E8E86C">
-    <w:name w:val="0CAC505D61CB4A66B2BC6EA060E8E86C"/>
-    <w:rsid w:val="00DC6A42"/>
-  </w:style>
-  <w:style w:type="paragraph" w:customStyle="1" w:styleId="EF3557AB70BC4DA4B7783A3E1AC81697">
-    <w:name w:val="EF3557AB70BC4DA4B7783A3E1AC81697"/>
-    <w:rsid w:val="00DC6A42"/>
-  </w:style>
-  <w:style w:type="paragraph" w:customStyle="1" w:styleId="5A64EA7052BE46B797635F8B6964406A">
-    <w:name w:val="5A64EA7052BE46B797635F8B6964406A"/>
-    <w:rsid w:val="00DC6A42"/>
-  </w:style>
-  <w:style w:type="paragraph" w:customStyle="1" w:styleId="DDA6C96FE98B4FC49338C47D46ED52E9">
-    <w:name w:val="DDA6C96FE98B4FC49338C47D46ED52E9"/>
-    <w:rsid w:val="00DC6A42"/>
-  </w:style>
-  <w:style w:type="paragraph" w:customStyle="1" w:styleId="0A065EA0E4DB4C43BFF2E1990C10B132">
-    <w:name w:val="0A065EA0E4DB4C43BFF2E1990C10B132"/>
-    <w:rsid w:val="00DC6A42"/>
-  </w:style>
   <w:style w:type="paragraph" w:customStyle="1" w:styleId="294B9E388B5B46008E206497F22723CB">
     <w:name w:val="294B9E388B5B46008E206497F22723CB"/>
     <w:rsid w:val="001113EC"/>
@@ -30354,16 +30275,8 @@
     <w:name w:val="EE582397C17443E1A5AB683C5579B755"/>
     <w:rsid w:val="00036963"/>
   </w:style>
-  <w:style w:type="paragraph" w:customStyle="1" w:styleId="F2F51015AE424BE388ADC74DDC6BD335">
-    <w:name w:val="F2F51015AE424BE388ADC74DDC6BD335"/>
-    <w:rsid w:val="00036963"/>
-  </w:style>
   <w:style w:type="paragraph" w:customStyle="1" w:styleId="2DA93A753B764B969000276E3E07C902">
     <w:name w:val="2DA93A753B764B969000276E3E07C902"/>
-    <w:rsid w:val="00036963"/>
-  </w:style>
-  <w:style w:type="paragraph" w:customStyle="1" w:styleId="4E82660273074CD88D3463800BD04224">
-    <w:name w:val="4E82660273074CD88D3463800BD04224"/>
     <w:rsid w:val="00036963"/>
   </w:style>
   <w:style w:type="paragraph" w:customStyle="1" w:styleId="DF6AEFB664144242976A6E17034C6950">
@@ -30406,24 +30319,12 @@
     <w:name w:val="693BDEDA9CB14F0C9B83F04FE747E9EE"/>
     <w:rsid w:val="00036963"/>
   </w:style>
-  <w:style w:type="paragraph" w:customStyle="1" w:styleId="A23C607BD59F4E038188BFAA29E430CE">
-    <w:name w:val="A23C607BD59F4E038188BFAA29E430CE"/>
-    <w:rsid w:val="00036963"/>
-  </w:style>
   <w:style w:type="paragraph" w:customStyle="1" w:styleId="09D36FEFB4BA42A0A1975AA61CF42653">
     <w:name w:val="09D36FEFB4BA42A0A1975AA61CF42653"/>
     <w:rsid w:val="00036963"/>
   </w:style>
   <w:style w:type="paragraph" w:customStyle="1" w:styleId="36EC54C31CC9497F94FD992D2077145B">
     <w:name w:val="36EC54C31CC9497F94FD992D2077145B"/>
-    <w:rsid w:val="00036963"/>
-  </w:style>
-  <w:style w:type="paragraph" w:customStyle="1" w:styleId="5146F64FDA1C4C1588A264FEF0FD5F90">
-    <w:name w:val="5146F64FDA1C4C1588A264FEF0FD5F90"/>
-    <w:rsid w:val="00036963"/>
-  </w:style>
-  <w:style w:type="paragraph" w:customStyle="1" w:styleId="2609A31D5C7946AC9A7AB3562BEA7426">
-    <w:name w:val="2609A31D5C7946AC9A7AB3562BEA7426"/>
     <w:rsid w:val="00036963"/>
   </w:style>
   <w:style w:type="paragraph" w:customStyle="1" w:styleId="D1E694AA1F12450EB973D5BD8127F6DF">
@@ -30445,10 +30346,6 @@
   <w:style w:type="paragraph" w:customStyle="1" w:styleId="1D5A67804E4540B0927221257C614CEA">
     <w:name w:val="1D5A67804E4540B0927221257C614CEA"/>
     <w:rsid w:val="00036963"/>
-  </w:style>
-  <w:style w:type="paragraph" w:customStyle="1" w:styleId="4216F8F094F74AE4A34D05DF9D18850B">
-    <w:name w:val="4216F8F094F74AE4A34D05DF9D18850B"/>
-    <w:rsid w:val="00AF2A13"/>
   </w:style>
 </w:styles>
 </file>
